--- a/tbm_template.docx
+++ b/tbm_template.docx
@@ -8,6 +8,9 @@
         <w:snapToGrid w:val="0"/>
         <w:spacing w:before="116" w:line="544" w:lineRule="exact"/>
         <w:jc w:val="center"/>
+        <w:rPr>
+          <w:rFonts w:hint="eastAsia"/>
+        </w:rPr>
       </w:pPr>
       <w:r>
         <w:rPr>
@@ -149,23 +152,6 @@
         </w:rPr>
         <w:t>회의록</w:t>
       </w:r>
-      <w:r>
-        <w:rPr>
-          <w:rFonts w:ascii="맑은 고딕"/>
-          <w:b/>
-          <w:spacing w:val="-20"/>
-          <w:sz w:val="40"/>
-        </w:rPr>
-        <w:t>(</w:t>
-      </w:r>
-      <w:r>
-        <w:rPr>
-          <w:rFonts w:ascii="맑은 고딕" w:eastAsia="맑은 고딕"/>
-          <w:b/>
-          <w:sz w:val="40"/>
-        </w:rPr>
-        <w:t>양식)</w:t>
-      </w:r>
     </w:p>
     <w:tbl>
       <w:tblPr>
@@ -196,9 +182,9 @@
         <w:gridCol w:w="682"/>
         <w:gridCol w:w="339"/>
         <w:gridCol w:w="566"/>
-        <w:gridCol w:w="833"/>
-        <w:gridCol w:w="754"/>
         <w:gridCol w:w="1587"/>
+        <w:gridCol w:w="883"/>
+        <w:gridCol w:w="704"/>
         <w:gridCol w:w="1589"/>
       </w:tblGrid>
       <w:tr>
@@ -267,6 +253,9 @@
               <w:snapToGrid w:val="0"/>
               <w:spacing w:line="240" w:lineRule="auto"/>
               <w:jc w:val="left"/>
+              <w:rPr>
+                <w:rFonts w:hint="eastAsia"/>
+              </w:rPr>
             </w:pPr>
             <w:r>
               <w:rPr>
@@ -313,102 +302,10 @@
                 <w:sz w:val="22"/>
                 <w:shd w:val="clear" w:color="000000" w:fill="auto"/>
               </w:rPr>
-              <w:t xml:space="preserve">     </w:t>
-            </w:r>
-            <w:r>
-              <w:rPr>
-                <w:rFonts w:ascii="맑은 고딕" w:eastAsia="맑은 고딕"/>
-                <w:spacing w:val="-10"/>
-                <w:sz w:val="22"/>
-                <w:shd w:val="clear" w:color="000000" w:fill="auto"/>
-              </w:rPr>
-              <w:t xml:space="preserve">                    </w:t>
-            </w:r>
-            <w:r>
-              <w:rPr>
-                <w:rFonts w:ascii="맑은 고딕" w:eastAsia="맑은 고딕"/>
-                <w:spacing w:val="-10"/>
-                <w:sz w:val="22"/>
-                <w:shd w:val="clear" w:color="000000" w:fill="auto"/>
-              </w:rPr>
-              <w:t xml:space="preserve">   작업날짜와 동일함 </w:t>
-            </w:r>
-            <w:proofErr w:type="gramStart"/>
-            <w:r>
-              <w:rPr>
-                <w:rFonts w:ascii="맑은 고딕" w:eastAsia="맑은 고딕"/>
-                <w:spacing w:val="-10"/>
-                <w:sz w:val="22"/>
-                <w:shd w:val="clear" w:color="000000" w:fill="auto"/>
-              </w:rPr>
-              <w:t>(</w:t>
-            </w:r>
-            <w:r>
-              <w:rPr>
-                <w:rFonts w:ascii="맑은 고딕" w:eastAsia="맑은 고딕"/>
-                <w:spacing w:val="-10"/>
-                <w:sz w:val="22"/>
-                <w:shd w:val="clear" w:color="000000" w:fill="auto"/>
-              </w:rPr>
               <w:t xml:space="preserve"> </w:t>
             </w:r>
-            <w:r>
-              <w:rPr>
-                <w:rFonts w:ascii="맑은 고딕"/>
-                <w:b/>
-                <w:spacing w:val="-10"/>
-                <w:sz w:val="22"/>
-              </w:rPr>
-              <w:t>■</w:t>
-            </w:r>
-            <w:proofErr w:type="gramEnd"/>
-            <w:r>
-              <w:rPr>
-                <w:rFonts w:ascii="맑은 고딕" w:eastAsia="맑은 고딕"/>
-                <w:spacing w:val="-10"/>
-                <w:sz w:val="22"/>
-                <w:shd w:val="clear" w:color="000000" w:fill="auto"/>
-              </w:rPr>
-              <w:t>예</w:t>
-            </w:r>
-            <w:r>
-              <w:rPr>
-                <w:rFonts w:ascii="맑은 고딕"/>
-                <w:spacing w:val="-10"/>
-                <w:sz w:val="22"/>
-                <w:shd w:val="clear" w:color="000000" w:fill="auto"/>
-              </w:rPr>
-              <w:t xml:space="preserve">, </w:t>
-            </w:r>
-            <w:r>
-              <w:rPr>
-                <w:rFonts w:ascii="맑은 고딕" w:eastAsia="맑은 고딕"/>
-                <w:spacing w:val="-10"/>
-                <w:sz w:val="22"/>
-                <w:shd w:val="clear" w:color="000000" w:fill="auto"/>
-              </w:rPr>
-              <w:t>□</w:t>
-            </w:r>
-            <w:proofErr w:type="spellStart"/>
-            <w:r>
-              <w:rPr>
-                <w:rFonts w:ascii="맑은 고딕" w:eastAsia="맑은 고딕"/>
-                <w:spacing w:val="-10"/>
-                <w:sz w:val="22"/>
-                <w:shd w:val="clear" w:color="000000" w:fill="auto"/>
-              </w:rPr>
-              <w:t>아니오</w:t>
-            </w:r>
-            <w:proofErr w:type="spellEnd"/>
-            <w:r>
-              <w:rPr>
-                <w:rFonts w:ascii="맑은 고딕"/>
-                <w:spacing w:val="-10"/>
-                <w:sz w:val="22"/>
-                <w:shd w:val="clear" w:color="000000" w:fill="auto"/>
-              </w:rPr>
-              <w:t>)</w:t>
-            </w:r>
+            <w:bookmarkStart w:id="0" w:name="_GoBack"/>
+            <w:bookmarkEnd w:id="0"/>
           </w:p>
         </w:tc>
       </w:tr>
@@ -642,7 +539,7 @@
       </w:tr>
       <w:tr>
         <w:trPr>
-          <w:trHeight w:val="610"/>
+          <w:trHeight w:val="488"/>
         </w:trPr>
         <w:tc>
           <w:tcPr>
@@ -760,8 +657,8 @@
         </w:tc>
         <w:tc>
           <w:tcPr>
-            <w:tcW w:w="1399" w:type="dxa"/>
-            <w:gridSpan w:val="2"/>
+            <w:tcW w:w="3036" w:type="dxa"/>
+            <w:gridSpan w:val="3"/>
             <w:tcBorders>
               <w:top w:val="single" w:sz="3" w:space="0" w:color="000000"/>
               <w:left w:val="single" w:sz="3" w:space="0" w:color="000000"/>
@@ -785,13 +682,15 @@
               </w:rPr>
               <w:t>위험성평가</w:t>
             </w:r>
-          </w:p>
-          <w:p>
-            <w:pPr>
-              <w:wordWrap/>
-              <w:snapToGrid w:val="0"/>
-              <w:jc w:val="center"/>
-            </w:pPr>
+            <w:r>
+              <w:rPr>
+                <w:rFonts w:eastAsia="맑은 고딕" w:hint="eastAsia"/>
+                <w:b/>
+                <w:spacing w:val="-10"/>
+                <w:sz w:val="22"/>
+              </w:rPr>
+              <w:t xml:space="preserve"> </w:t>
+            </w:r>
             <w:r>
               <w:rPr>
                 <w:rFonts w:eastAsia="맑은 고딕"/>
@@ -805,8 +704,8 @@
         </w:tc>
         <w:tc>
           <w:tcPr>
-            <w:tcW w:w="3930" w:type="dxa"/>
-            <w:gridSpan w:val="3"/>
+            <w:tcW w:w="2293" w:type="dxa"/>
+            <w:gridSpan w:val="2"/>
             <w:tcBorders>
               <w:top w:val="single" w:sz="3" w:space="0" w:color="000000"/>
               <w:left w:val="single" w:sz="3" w:space="0" w:color="000000"/>
@@ -1399,73 +1298,8 @@
             <w:pPr>
               <w:wordWrap/>
               <w:snapToGrid w:val="0"/>
-            </w:pPr>
-            <w:r>
-              <w:rPr>
-                <w:rFonts w:ascii="맑은 고딕"/>
-                <w:color w:val="808080"/>
-                <w:spacing w:val="-9"/>
-                <w:sz w:val="20"/>
-              </w:rPr>
-              <w:t>※</w:t>
-            </w:r>
-            <w:r>
-              <w:rPr>
-                <w:rFonts w:ascii="맑은 고딕" w:eastAsia="맑은 고딕"/>
-                <w:color w:val="808080"/>
-                <w:spacing w:val="-9"/>
-                <w:sz w:val="20"/>
-              </w:rPr>
-              <w:t xml:space="preserve"> </w:t>
-            </w:r>
-            <w:proofErr w:type="gramStart"/>
-            <w:r>
-              <w:rPr>
-                <w:rFonts w:ascii="맑은 고딕" w:eastAsia="맑은 고딕"/>
-                <w:color w:val="808080"/>
-                <w:spacing w:val="-9"/>
-                <w:sz w:val="20"/>
-              </w:rPr>
-              <w:t xml:space="preserve">잠재위험요인 </w:t>
-            </w:r>
-            <w:r>
-              <w:rPr>
-                <w:rFonts w:ascii="맑은 고딕"/>
-                <w:color w:val="808080"/>
-                <w:spacing w:val="-9"/>
-                <w:sz w:val="20"/>
-              </w:rPr>
-              <w:t xml:space="preserve"> ~</w:t>
-            </w:r>
-            <w:proofErr w:type="gramEnd"/>
-            <w:r>
-              <w:rPr>
-                <w:rFonts w:ascii="맑은 고딕"/>
-                <w:color w:val="808080"/>
-                <w:spacing w:val="-9"/>
-                <w:sz w:val="20"/>
-              </w:rPr>
-              <w:t xml:space="preserve"> </w:t>
-            </w:r>
-            <w:r>
-              <w:rPr>
-                <w:rFonts w:ascii="맑은 고딕" w:eastAsia="맑은 고딕"/>
-                <w:color w:val="808080"/>
-                <w:spacing w:val="-9"/>
-                <w:sz w:val="20"/>
-              </w:rPr>
-              <w:t xml:space="preserve"> 중 중요위험 1개를 선정하여 기재함</w:t>
-            </w:r>
-          </w:p>
-          <w:p>
-            <w:pPr>
-              <w:wordWrap/>
-              <w:snapToGrid w:val="0"/>
-              <w:rPr>
-                <w:rFonts w:ascii="맑은 고딕" w:eastAsia="맑은 고딕"/>
-                <w:b/>
-                <w:spacing w:val="-10"/>
-                <w:sz w:val="22"/>
+              <w:rPr>
+                <w:rFonts w:eastAsiaTheme="minorEastAsia" w:hint="eastAsia"/>
               </w:rPr>
             </w:pPr>
           </w:p>
@@ -1547,14 +1381,923 @@
               <w:spacing w:line="240" w:lineRule="auto"/>
               <w:jc w:val="left"/>
               <w:rPr>
-                <w:rFonts w:ascii="맑은 고딕" w:eastAsia="맑은 고딕"/>
-                <w:b/>
-                <w:spacing w:val="-10"/>
-                <w:sz w:val="22"/>
-                <w:shd w:val="clear" w:color="000000" w:fill="auto"/>
-              </w:rPr>
-            </w:pPr>
-          </w:p>
+                <w:rFonts w:ascii="맑은 고딕" w:eastAsia="맑은 고딕" w:hint="eastAsia"/>
+                <w:b/>
+                <w:spacing w:val="-10"/>
+                <w:sz w:val="22"/>
+                <w:shd w:val="clear" w:color="000000" w:fill="auto"/>
+              </w:rPr>
+            </w:pPr>
+          </w:p>
+        </w:tc>
+      </w:tr>
+      <w:tr>
+        <w:trPr>
+          <w:trHeight w:val="390"/>
+        </w:trPr>
+        <w:tc>
+          <w:tcPr>
+            <w:tcW w:w="2796" w:type="dxa"/>
+            <w:gridSpan w:val="4"/>
+            <w:tcBorders>
+              <w:top w:val="single" w:sz="3" w:space="0" w:color="000000"/>
+              <w:left w:val="single" w:sz="9" w:space="0" w:color="000000"/>
+              <w:bottom w:val="single" w:sz="3" w:space="0" w:color="000000"/>
+              <w:right w:val="single" w:sz="3" w:space="0" w:color="000000"/>
+            </w:tcBorders>
+            <w:vAlign w:val="center"/>
+          </w:tcPr>
+          <w:p>
+            <w:pPr>
+              <w:wordWrap/>
+              <w:snapToGrid w:val="0"/>
+              <w:jc w:val="center"/>
+            </w:pPr>
+            <w:r>
+              <w:rPr>
+                <w:rFonts w:ascii="맑은 고딕" w:eastAsia="맑은 고딕"/>
+                <w:b/>
+                <w:spacing w:val="-10"/>
+                <w:sz w:val="22"/>
+              </w:rPr>
+              <w:t xml:space="preserve">TBM 리더 확인 </w:t>
+            </w:r>
+          </w:p>
+        </w:tc>
+        <w:tc>
+          <w:tcPr>
+            <w:tcW w:w="6727" w:type="dxa"/>
+            <w:gridSpan w:val="8"/>
+            <w:tcBorders>
+              <w:top w:val="single" w:sz="3" w:space="0" w:color="000000"/>
+              <w:left w:val="single" w:sz="3" w:space="0" w:color="000000"/>
+              <w:bottom w:val="single" w:sz="3" w:space="0" w:color="000000"/>
+              <w:right w:val="single" w:sz="9" w:space="0" w:color="000000"/>
+            </w:tcBorders>
+            <w:vAlign w:val="center"/>
+          </w:tcPr>
+          <w:p>
+            <w:pPr>
+              <w:wordWrap/>
+              <w:snapToGrid w:val="0"/>
+              <w:rPr>
+                <w:rFonts w:hint="eastAsia"/>
+              </w:rPr>
+            </w:pPr>
+            <w:r>
+              <w:rPr>
+                <w:rFonts w:ascii="맑은 고딕"/>
+                <w:b/>
+                <w:spacing w:val="-10"/>
+                <w:sz w:val="22"/>
+              </w:rPr>
+              <w:t>•</w:t>
+            </w:r>
+            <w:r>
+              <w:rPr>
+                <w:rFonts w:ascii="맑은 고딕" w:eastAsia="맑은 고딕"/>
+                <w:b/>
+                <w:spacing w:val="-10"/>
+                <w:sz w:val="22"/>
+              </w:rPr>
+              <w:t xml:space="preserve"> </w:t>
+            </w:r>
+            <w:proofErr w:type="gramStart"/>
+            <w:r>
+              <w:rPr>
+                <w:rFonts w:ascii="맑은 고딕" w:eastAsia="맑은 고딕"/>
+                <w:b/>
+                <w:spacing w:val="-10"/>
+                <w:sz w:val="22"/>
+              </w:rPr>
+              <w:t>소속 :</w:t>
+            </w:r>
+            <w:proofErr w:type="gramEnd"/>
+            <w:r>
+              <w:rPr>
+                <w:rFonts w:ascii="맑은 고딕" w:eastAsia="맑은 고딕"/>
+                <w:b/>
+                <w:spacing w:val="-10"/>
+                <w:sz w:val="22"/>
+              </w:rPr>
+              <w:t xml:space="preserve"> </w:t>
+            </w:r>
+            <w:r>
+              <w:rPr>
+                <w:rFonts w:ascii="맑은 고딕" w:eastAsia="맑은 고딕"/>
+                <w:b/>
+                <w:spacing w:val="-10"/>
+                <w:sz w:val="22"/>
+              </w:rPr>
+              <w:t xml:space="preserve">{{ </w:t>
+            </w:r>
+            <w:proofErr w:type="spellStart"/>
+            <w:r>
+              <w:rPr>
+                <w:rFonts w:ascii="맑은 고딕" w:eastAsia="맑은 고딕"/>
+                <w:b/>
+                <w:spacing w:val="-10"/>
+                <w:sz w:val="22"/>
+              </w:rPr>
+              <w:t>leader_department</w:t>
+            </w:r>
+            <w:proofErr w:type="spellEnd"/>
+            <w:r>
+              <w:rPr>
+                <w:rFonts w:ascii="맑은 고딕" w:eastAsia="맑은 고딕"/>
+                <w:b/>
+                <w:spacing w:val="-10"/>
+                <w:sz w:val="22"/>
+              </w:rPr>
+              <w:t xml:space="preserve"> }} </w:t>
+            </w:r>
+            <w:r>
+              <w:rPr>
+                <w:rFonts w:ascii="맑은 고딕"/>
+                <w:b/>
+                <w:spacing w:val="-10"/>
+                <w:sz w:val="22"/>
+              </w:rPr>
+              <w:t>•</w:t>
+            </w:r>
+            <w:r>
+              <w:rPr>
+                <w:rFonts w:ascii="맑은 고딕" w:eastAsia="맑은 고딕"/>
+                <w:b/>
+                <w:spacing w:val="-10"/>
+                <w:sz w:val="22"/>
+              </w:rPr>
+              <w:t xml:space="preserve"> 직책: </w:t>
+            </w:r>
+            <w:r>
+              <w:rPr>
+                <w:rFonts w:ascii="맑은 고딕" w:eastAsia="맑은 고딕"/>
+                <w:b/>
+                <w:spacing w:val="-10"/>
+                <w:sz w:val="22"/>
+              </w:rPr>
+              <w:t xml:space="preserve">{{ </w:t>
+            </w:r>
+            <w:proofErr w:type="spellStart"/>
+            <w:r>
+              <w:rPr>
+                <w:rFonts w:ascii="맑은 고딕" w:eastAsia="맑은 고딕"/>
+                <w:b/>
+                <w:spacing w:val="-10"/>
+                <w:sz w:val="22"/>
+              </w:rPr>
+              <w:t>leader_potition</w:t>
+            </w:r>
+            <w:proofErr w:type="spellEnd"/>
+            <w:r>
+              <w:rPr>
+                <w:rFonts w:ascii="맑은 고딕" w:eastAsia="맑은 고딕"/>
+                <w:b/>
+                <w:spacing w:val="-10"/>
+                <w:sz w:val="22"/>
+              </w:rPr>
+              <w:t xml:space="preserve"> }}</w:t>
+            </w:r>
+            <w:r>
+              <w:rPr>
+                <w:rFonts w:ascii="맑은 고딕" w:eastAsia="맑은 고딕"/>
+                <w:b/>
+                <w:spacing w:val="-10"/>
+                <w:sz w:val="22"/>
+              </w:rPr>
+              <w:t xml:space="preserve"> </w:t>
+            </w:r>
+            <w:r>
+              <w:rPr>
+                <w:rFonts w:ascii="맑은 고딕"/>
+                <w:b/>
+                <w:spacing w:val="-10"/>
+                <w:sz w:val="22"/>
+              </w:rPr>
+              <w:t>•</w:t>
+            </w:r>
+            <w:r>
+              <w:rPr>
+                <w:rFonts w:ascii="맑은 고딕" w:eastAsia="맑은 고딕"/>
+                <w:b/>
+                <w:spacing w:val="-10"/>
+                <w:sz w:val="22"/>
+              </w:rPr>
+              <w:t xml:space="preserve"> 성명 </w:t>
+            </w:r>
+            <w:r>
+              <w:rPr>
+                <w:rFonts w:ascii="맑은 고딕" w:eastAsia="맑은 고딕"/>
+                <w:b/>
+                <w:spacing w:val="-10"/>
+                <w:sz w:val="22"/>
+              </w:rPr>
+              <w:t xml:space="preserve">: {{ </w:t>
+            </w:r>
+            <w:proofErr w:type="spellStart"/>
+            <w:r>
+              <w:rPr>
+                <w:rFonts w:ascii="맑은 고딕" w:eastAsia="맑은 고딕"/>
+                <w:b/>
+                <w:spacing w:val="-10"/>
+                <w:sz w:val="22"/>
+              </w:rPr>
+              <w:t>leader_name</w:t>
+            </w:r>
+            <w:proofErr w:type="spellEnd"/>
+            <w:r>
+              <w:rPr>
+                <w:rFonts w:ascii="맑은 고딕" w:eastAsia="맑은 고딕"/>
+                <w:b/>
+                <w:spacing w:val="-10"/>
+                <w:sz w:val="22"/>
+              </w:rPr>
+              <w:t xml:space="preserve"> }}</w:t>
+            </w:r>
+          </w:p>
+        </w:tc>
+      </w:tr>
+      <w:tr>
+        <w:trPr>
+          <w:trHeight w:val="390"/>
+        </w:trPr>
+        <w:tc>
+          <w:tcPr>
+            <w:tcW w:w="9523" w:type="dxa"/>
+            <w:gridSpan w:val="12"/>
+            <w:tcBorders>
+              <w:top w:val="single" w:sz="3" w:space="0" w:color="000000"/>
+              <w:left w:val="single" w:sz="9" w:space="0" w:color="000000"/>
+              <w:bottom w:val="single" w:sz="3" w:space="0" w:color="000000"/>
+              <w:right w:val="single" w:sz="9" w:space="0" w:color="000000"/>
+            </w:tcBorders>
+            <w:vAlign w:val="center"/>
+          </w:tcPr>
+          <w:p>
+            <w:pPr>
+              <w:wordWrap/>
+              <w:snapToGrid w:val="0"/>
+            </w:pPr>
+            <w:r>
+              <w:rPr>
+                <w:rFonts w:ascii="맑은 고딕"/>
+                <w:b/>
+                <w:spacing w:val="-10"/>
+                <w:sz w:val="22"/>
+              </w:rPr>
+              <w:t>■</w:t>
+            </w:r>
+            <w:r>
+              <w:rPr>
+                <w:rFonts w:ascii="맑은 고딕" w:eastAsia="맑은 고딕"/>
+                <w:b/>
+                <w:spacing w:val="-10"/>
+                <w:sz w:val="22"/>
+              </w:rPr>
+              <w:t xml:space="preserve"> 작업 전 안전조치 확인 </w:t>
+            </w:r>
+            <w:r>
+              <w:rPr>
+                <w:rFonts w:ascii="맑은 고딕"/>
+                <w:b/>
+                <w:spacing w:val="-10"/>
+                <w:sz w:val="22"/>
+              </w:rPr>
+              <w:t>※</w:t>
+            </w:r>
+            <w:r>
+              <w:rPr>
+                <w:rFonts w:ascii="맑은 고딕" w:eastAsia="맑은 고딕"/>
+                <w:b/>
+                <w:spacing w:val="-10"/>
+                <w:sz w:val="22"/>
+              </w:rPr>
+              <w:t xml:space="preserve"> 위 잠재위험요인(중점위험 포함) 안전조치 여부 재확인</w:t>
+            </w:r>
+          </w:p>
+        </w:tc>
+      </w:tr>
+      <w:tr>
+        <w:trPr>
+          <w:trHeight w:val="390"/>
+        </w:trPr>
+        <w:tc>
+          <w:tcPr>
+            <w:tcW w:w="3855" w:type="dxa"/>
+            <w:gridSpan w:val="6"/>
+            <w:tcBorders>
+              <w:top w:val="single" w:sz="3" w:space="0" w:color="000000"/>
+              <w:left w:val="single" w:sz="9" w:space="0" w:color="000000"/>
+              <w:bottom w:val="single" w:sz="3" w:space="0" w:color="000000"/>
+              <w:right w:val="single" w:sz="3" w:space="0" w:color="000000"/>
+            </w:tcBorders>
+            <w:vAlign w:val="center"/>
+          </w:tcPr>
+          <w:p>
+            <w:pPr>
+              <w:wordWrap/>
+              <w:snapToGrid w:val="0"/>
+              <w:jc w:val="center"/>
+            </w:pPr>
+            <w:r>
+              <w:rPr>
+                <w:rFonts w:ascii="맑은 고딕" w:eastAsia="맑은 고딕"/>
+                <w:spacing w:val="-10"/>
+                <w:sz w:val="22"/>
+              </w:rPr>
+              <w:t xml:space="preserve">잠재위험요소(중점위험 포함) </w:t>
+            </w:r>
+          </w:p>
+        </w:tc>
+        <w:tc>
+          <w:tcPr>
+            <w:tcW w:w="3375" w:type="dxa"/>
+            <w:gridSpan w:val="4"/>
+            <w:tcBorders>
+              <w:top w:val="single" w:sz="3" w:space="0" w:color="000000"/>
+              <w:left w:val="single" w:sz="3" w:space="0" w:color="000000"/>
+              <w:bottom w:val="single" w:sz="3" w:space="0" w:color="000000"/>
+              <w:right w:val="single" w:sz="3" w:space="0" w:color="000000"/>
+            </w:tcBorders>
+            <w:vAlign w:val="center"/>
+          </w:tcPr>
+          <w:p>
+            <w:pPr>
+              <w:wordWrap/>
+              <w:snapToGrid w:val="0"/>
+              <w:jc w:val="center"/>
+            </w:pPr>
+            <w:r>
+              <w:rPr>
+                <w:rFonts w:ascii="맑은 고딕" w:eastAsia="맑은 고딕"/>
+                <w:spacing w:val="-10"/>
+                <w:sz w:val="22"/>
+              </w:rPr>
+              <w:t xml:space="preserve">조 치 여 부 </w:t>
+            </w:r>
+          </w:p>
+        </w:tc>
+        <w:tc>
+          <w:tcPr>
+            <w:tcW w:w="2293" w:type="dxa"/>
+            <w:gridSpan w:val="2"/>
+            <w:tcBorders>
+              <w:top w:val="single" w:sz="3" w:space="0" w:color="000000"/>
+              <w:left w:val="single" w:sz="3" w:space="0" w:color="000000"/>
+              <w:bottom w:val="single" w:sz="3" w:space="0" w:color="000000"/>
+              <w:right w:val="single" w:sz="9" w:space="0" w:color="000000"/>
+            </w:tcBorders>
+            <w:vAlign w:val="center"/>
+          </w:tcPr>
+          <w:p>
+            <w:pPr>
+              <w:wordWrap/>
+              <w:snapToGrid w:val="0"/>
+              <w:jc w:val="center"/>
+            </w:pPr>
+            <w:r>
+              <w:rPr>
+                <w:rFonts w:ascii="맑은 고딕" w:eastAsia="맑은 고딕"/>
+                <w:spacing w:val="-10"/>
+                <w:sz w:val="22"/>
+              </w:rPr>
+              <w:t>‘</w:t>
+            </w:r>
+            <w:proofErr w:type="spellStart"/>
+            <w:r>
+              <w:rPr>
+                <w:rFonts w:ascii="맑은 고딕" w:eastAsia="맑은 고딕"/>
+                <w:spacing w:val="-10"/>
+                <w:sz w:val="22"/>
+              </w:rPr>
+              <w:t>아니오</w:t>
+            </w:r>
+            <w:proofErr w:type="spellEnd"/>
+            <w:r>
+              <w:rPr>
+                <w:rFonts w:ascii="맑은 고딕" w:eastAsia="맑은 고딕"/>
+                <w:spacing w:val="-10"/>
+                <w:sz w:val="22"/>
+              </w:rPr>
+              <w:t>’인 경우 조치 내용</w:t>
+            </w:r>
+          </w:p>
+        </w:tc>
+      </w:tr>
+      <w:tr>
+        <w:trPr>
+          <w:trHeight w:val="390"/>
+        </w:trPr>
+        <w:tc>
+          <w:tcPr>
+            <w:tcW w:w="3855" w:type="dxa"/>
+            <w:gridSpan w:val="6"/>
+            <w:tcBorders>
+              <w:top w:val="single" w:sz="3" w:space="0" w:color="000000"/>
+              <w:left w:val="single" w:sz="9" w:space="0" w:color="000000"/>
+              <w:bottom w:val="single" w:sz="3" w:space="0" w:color="000000"/>
+              <w:right w:val="single" w:sz="3" w:space="0" w:color="000000"/>
+            </w:tcBorders>
+            <w:vAlign w:val="center"/>
+          </w:tcPr>
+          <w:p>
+            <w:pPr>
+              <w:pStyle w:val="a3"/>
+              <w:pBdr>
+                <w:top w:val="none" w:sz="2" w:space="1" w:color="000000"/>
+                <w:left w:val="none" w:sz="2" w:space="4" w:color="000000"/>
+                <w:bottom w:val="none" w:sz="2" w:space="1" w:color="000000"/>
+                <w:right w:val="none" w:sz="2" w:space="4" w:color="000000"/>
+              </w:pBdr>
+              <w:wordWrap/>
+              <w:snapToGrid w:val="0"/>
+              <w:spacing w:line="240" w:lineRule="auto"/>
+              <w:jc w:val="center"/>
+              <w:rPr>
+                <w:rFonts w:ascii="맑은 고딕" w:eastAsia="맑은 고딕"/>
+                <w:spacing w:val="-10"/>
+                <w:sz w:val="22"/>
+                <w:shd w:val="clear" w:color="000000" w:fill="auto"/>
+              </w:rPr>
+            </w:pPr>
+            <w:r>
+              <w:rPr>
+                <w:rFonts w:ascii="맑은 고딕" w:eastAsia="맑은 고딕"/>
+                <w:spacing w:val="-10"/>
+                <w:sz w:val="22"/>
+                <w:shd w:val="clear" w:color="000000" w:fill="auto"/>
+              </w:rPr>
+              <w:t>{{main_hazard_1}}</w:t>
+            </w:r>
+          </w:p>
+        </w:tc>
+        <w:tc>
+          <w:tcPr>
+            <w:tcW w:w="3375" w:type="dxa"/>
+            <w:gridSpan w:val="4"/>
+            <w:tcBorders>
+              <w:top w:val="single" w:sz="3" w:space="0" w:color="000000"/>
+              <w:left w:val="single" w:sz="3" w:space="0" w:color="000000"/>
+              <w:bottom w:val="single" w:sz="3" w:space="0" w:color="000000"/>
+              <w:right w:val="single" w:sz="3" w:space="0" w:color="000000"/>
+            </w:tcBorders>
+            <w:vAlign w:val="center"/>
+          </w:tcPr>
+          <w:p>
+            <w:pPr>
+              <w:wordWrap/>
+              <w:snapToGrid w:val="0"/>
+              <w:jc w:val="center"/>
+            </w:pPr>
+            <w:r>
+              <w:rPr>
+                <w:rFonts w:ascii="맑은 고딕" w:eastAsia="맑은 고딕"/>
+                <w:spacing w:val="-10"/>
+                <w:sz w:val="22"/>
+              </w:rPr>
+              <w:t xml:space="preserve">예□, </w:t>
+            </w:r>
+            <w:proofErr w:type="spellStart"/>
+            <w:r>
+              <w:rPr>
+                <w:rFonts w:ascii="맑은 고딕" w:eastAsia="맑은 고딕"/>
+                <w:spacing w:val="-10"/>
+                <w:sz w:val="22"/>
+              </w:rPr>
+              <w:t>아니오</w:t>
+            </w:r>
+            <w:proofErr w:type="spellEnd"/>
+            <w:r>
+              <w:rPr>
+                <w:rFonts w:ascii="맑은 고딕"/>
+                <w:spacing w:val="-10"/>
+                <w:sz w:val="22"/>
+              </w:rPr>
+              <w:t>□</w:t>
+            </w:r>
+          </w:p>
+        </w:tc>
+        <w:tc>
+          <w:tcPr>
+            <w:tcW w:w="2293" w:type="dxa"/>
+            <w:gridSpan w:val="2"/>
+            <w:tcBorders>
+              <w:top w:val="single" w:sz="3" w:space="0" w:color="000000"/>
+              <w:left w:val="single" w:sz="3" w:space="0" w:color="000000"/>
+              <w:bottom w:val="single" w:sz="3" w:space="0" w:color="000000"/>
+              <w:right w:val="single" w:sz="9" w:space="0" w:color="000000"/>
+            </w:tcBorders>
+            <w:vAlign w:val="center"/>
+          </w:tcPr>
+          <w:p>
+            <w:pPr>
+              <w:pStyle w:val="a3"/>
+              <w:pBdr>
+                <w:top w:val="none" w:sz="2" w:space="1" w:color="000000"/>
+                <w:left w:val="none" w:sz="2" w:space="4" w:color="000000"/>
+                <w:bottom w:val="none" w:sz="2" w:space="1" w:color="000000"/>
+                <w:right w:val="none" w:sz="2" w:space="4" w:color="000000"/>
+              </w:pBdr>
+              <w:wordWrap/>
+              <w:snapToGrid w:val="0"/>
+              <w:spacing w:line="240" w:lineRule="auto"/>
+              <w:jc w:val="center"/>
+              <w:rPr>
+                <w:rFonts w:ascii="맑은 고딕" w:eastAsia="맑은 고딕"/>
+                <w:spacing w:val="-10"/>
+                <w:sz w:val="22"/>
+                <w:shd w:val="clear" w:color="000000" w:fill="auto"/>
+              </w:rPr>
+            </w:pPr>
+          </w:p>
+        </w:tc>
+      </w:tr>
+      <w:tr>
+        <w:trPr>
+          <w:trHeight w:val="390"/>
+        </w:trPr>
+        <w:tc>
+          <w:tcPr>
+            <w:tcW w:w="3855" w:type="dxa"/>
+            <w:gridSpan w:val="6"/>
+            <w:tcBorders>
+              <w:top w:val="single" w:sz="3" w:space="0" w:color="000000"/>
+              <w:left w:val="single" w:sz="9" w:space="0" w:color="000000"/>
+              <w:bottom w:val="single" w:sz="3" w:space="0" w:color="000000"/>
+              <w:right w:val="single" w:sz="3" w:space="0" w:color="000000"/>
+            </w:tcBorders>
+            <w:vAlign w:val="center"/>
+          </w:tcPr>
+          <w:p>
+            <w:pPr>
+              <w:pStyle w:val="a3"/>
+              <w:pBdr>
+                <w:top w:val="none" w:sz="2" w:space="1" w:color="000000"/>
+                <w:left w:val="none" w:sz="2" w:space="4" w:color="000000"/>
+                <w:bottom w:val="none" w:sz="2" w:space="1" w:color="000000"/>
+                <w:right w:val="none" w:sz="2" w:space="4" w:color="000000"/>
+              </w:pBdr>
+              <w:wordWrap/>
+              <w:snapToGrid w:val="0"/>
+              <w:spacing w:line="240" w:lineRule="auto"/>
+              <w:jc w:val="center"/>
+              <w:rPr>
+                <w:rFonts w:ascii="맑은 고딕" w:eastAsia="맑은 고딕"/>
+                <w:spacing w:val="-10"/>
+                <w:sz w:val="22"/>
+                <w:shd w:val="clear" w:color="000000" w:fill="auto"/>
+              </w:rPr>
+            </w:pPr>
+            <w:r>
+              <w:rPr>
+                <w:rFonts w:ascii="맑은 고딕" w:eastAsia="맑은 고딕"/>
+                <w:spacing w:val="-10"/>
+                <w:sz w:val="22"/>
+                <w:shd w:val="clear" w:color="000000" w:fill="auto"/>
+              </w:rPr>
+              <w:t>{{main_hazard_2}}</w:t>
+            </w:r>
+          </w:p>
+        </w:tc>
+        <w:tc>
+          <w:tcPr>
+            <w:tcW w:w="3375" w:type="dxa"/>
+            <w:gridSpan w:val="4"/>
+            <w:tcBorders>
+              <w:top w:val="single" w:sz="3" w:space="0" w:color="000000"/>
+              <w:left w:val="single" w:sz="3" w:space="0" w:color="000000"/>
+              <w:bottom w:val="single" w:sz="3" w:space="0" w:color="000000"/>
+              <w:right w:val="single" w:sz="3" w:space="0" w:color="000000"/>
+            </w:tcBorders>
+            <w:vAlign w:val="center"/>
+          </w:tcPr>
+          <w:p>
+            <w:pPr>
+              <w:wordWrap/>
+              <w:snapToGrid w:val="0"/>
+              <w:jc w:val="center"/>
+            </w:pPr>
+            <w:r>
+              <w:rPr>
+                <w:rFonts w:ascii="맑은 고딕" w:eastAsia="맑은 고딕"/>
+                <w:spacing w:val="-10"/>
+                <w:sz w:val="22"/>
+              </w:rPr>
+              <w:t xml:space="preserve">예□, </w:t>
+            </w:r>
+            <w:proofErr w:type="spellStart"/>
+            <w:r>
+              <w:rPr>
+                <w:rFonts w:ascii="맑은 고딕" w:eastAsia="맑은 고딕"/>
+                <w:spacing w:val="-10"/>
+                <w:sz w:val="22"/>
+              </w:rPr>
+              <w:t>아니오</w:t>
+            </w:r>
+            <w:proofErr w:type="spellEnd"/>
+            <w:r>
+              <w:rPr>
+                <w:rFonts w:ascii="맑은 고딕"/>
+                <w:spacing w:val="-10"/>
+                <w:sz w:val="22"/>
+              </w:rPr>
+              <w:t>□</w:t>
+            </w:r>
+          </w:p>
+        </w:tc>
+        <w:tc>
+          <w:tcPr>
+            <w:tcW w:w="2293" w:type="dxa"/>
+            <w:gridSpan w:val="2"/>
+            <w:tcBorders>
+              <w:top w:val="single" w:sz="3" w:space="0" w:color="000000"/>
+              <w:left w:val="single" w:sz="3" w:space="0" w:color="000000"/>
+              <w:bottom w:val="single" w:sz="3" w:space="0" w:color="000000"/>
+              <w:right w:val="single" w:sz="9" w:space="0" w:color="000000"/>
+            </w:tcBorders>
+            <w:vAlign w:val="center"/>
+          </w:tcPr>
+          <w:p>
+            <w:pPr>
+              <w:pStyle w:val="a3"/>
+              <w:pBdr>
+                <w:top w:val="none" w:sz="2" w:space="1" w:color="000000"/>
+                <w:left w:val="none" w:sz="2" w:space="4" w:color="000000"/>
+                <w:bottom w:val="none" w:sz="2" w:space="1" w:color="000000"/>
+                <w:right w:val="none" w:sz="2" w:space="4" w:color="000000"/>
+              </w:pBdr>
+              <w:wordWrap/>
+              <w:snapToGrid w:val="0"/>
+              <w:spacing w:line="240" w:lineRule="auto"/>
+              <w:jc w:val="center"/>
+              <w:rPr>
+                <w:rFonts w:ascii="맑은 고딕" w:eastAsia="맑은 고딕"/>
+                <w:spacing w:val="-10"/>
+                <w:sz w:val="22"/>
+                <w:shd w:val="clear" w:color="000000" w:fill="auto"/>
+              </w:rPr>
+            </w:pPr>
+          </w:p>
+        </w:tc>
+      </w:tr>
+      <w:tr>
+        <w:trPr>
+          <w:trHeight w:val="390"/>
+        </w:trPr>
+        <w:tc>
+          <w:tcPr>
+            <w:tcW w:w="3855" w:type="dxa"/>
+            <w:gridSpan w:val="6"/>
+            <w:tcBorders>
+              <w:top w:val="single" w:sz="3" w:space="0" w:color="000000"/>
+              <w:left w:val="single" w:sz="9" w:space="0" w:color="000000"/>
+              <w:bottom w:val="single" w:sz="3" w:space="0" w:color="000000"/>
+              <w:right w:val="single" w:sz="3" w:space="0" w:color="000000"/>
+            </w:tcBorders>
+            <w:vAlign w:val="center"/>
+          </w:tcPr>
+          <w:p>
+            <w:pPr>
+              <w:pStyle w:val="a3"/>
+              <w:pBdr>
+                <w:top w:val="none" w:sz="2" w:space="1" w:color="000000"/>
+                <w:left w:val="none" w:sz="2" w:space="4" w:color="000000"/>
+                <w:bottom w:val="none" w:sz="2" w:space="1" w:color="000000"/>
+                <w:right w:val="none" w:sz="2" w:space="4" w:color="000000"/>
+              </w:pBdr>
+              <w:wordWrap/>
+              <w:snapToGrid w:val="0"/>
+              <w:spacing w:line="240" w:lineRule="auto"/>
+              <w:jc w:val="center"/>
+              <w:rPr>
+                <w:rFonts w:ascii="맑은 고딕" w:eastAsia="맑은 고딕"/>
+                <w:spacing w:val="-10"/>
+                <w:sz w:val="22"/>
+                <w:shd w:val="clear" w:color="000000" w:fill="auto"/>
+              </w:rPr>
+            </w:pPr>
+            <w:r>
+              <w:rPr>
+                <w:rFonts w:ascii="맑은 고딕" w:eastAsia="맑은 고딕"/>
+                <w:spacing w:val="-10"/>
+                <w:sz w:val="22"/>
+                <w:shd w:val="clear" w:color="000000" w:fill="auto"/>
+              </w:rPr>
+              <w:t>{{main_hazard_3}}</w:t>
+            </w:r>
+          </w:p>
+        </w:tc>
+        <w:tc>
+          <w:tcPr>
+            <w:tcW w:w="3375" w:type="dxa"/>
+            <w:gridSpan w:val="4"/>
+            <w:tcBorders>
+              <w:top w:val="single" w:sz="3" w:space="0" w:color="000000"/>
+              <w:left w:val="single" w:sz="3" w:space="0" w:color="000000"/>
+              <w:bottom w:val="single" w:sz="3" w:space="0" w:color="000000"/>
+              <w:right w:val="single" w:sz="3" w:space="0" w:color="000000"/>
+            </w:tcBorders>
+            <w:vAlign w:val="center"/>
+          </w:tcPr>
+          <w:p>
+            <w:pPr>
+              <w:wordWrap/>
+              <w:snapToGrid w:val="0"/>
+              <w:jc w:val="center"/>
+            </w:pPr>
+            <w:r>
+              <w:rPr>
+                <w:rFonts w:ascii="맑은 고딕" w:eastAsia="맑은 고딕"/>
+                <w:spacing w:val="-10"/>
+                <w:sz w:val="22"/>
+              </w:rPr>
+              <w:t xml:space="preserve">예□, </w:t>
+            </w:r>
+            <w:proofErr w:type="spellStart"/>
+            <w:r>
+              <w:rPr>
+                <w:rFonts w:ascii="맑은 고딕" w:eastAsia="맑은 고딕"/>
+                <w:spacing w:val="-10"/>
+                <w:sz w:val="22"/>
+              </w:rPr>
+              <w:t>아니오</w:t>
+            </w:r>
+            <w:proofErr w:type="spellEnd"/>
+            <w:r>
+              <w:rPr>
+                <w:rFonts w:ascii="맑은 고딕"/>
+                <w:spacing w:val="-10"/>
+                <w:sz w:val="22"/>
+              </w:rPr>
+              <w:t>□</w:t>
+            </w:r>
+          </w:p>
+        </w:tc>
+        <w:tc>
+          <w:tcPr>
+            <w:tcW w:w="2293" w:type="dxa"/>
+            <w:gridSpan w:val="2"/>
+            <w:tcBorders>
+              <w:top w:val="single" w:sz="3" w:space="0" w:color="000000"/>
+              <w:left w:val="single" w:sz="3" w:space="0" w:color="000000"/>
+              <w:bottom w:val="single" w:sz="3" w:space="0" w:color="000000"/>
+              <w:right w:val="single" w:sz="9" w:space="0" w:color="000000"/>
+            </w:tcBorders>
+            <w:vAlign w:val="center"/>
+          </w:tcPr>
+          <w:p>
+            <w:pPr>
+              <w:pStyle w:val="a3"/>
+              <w:pBdr>
+                <w:top w:val="none" w:sz="2" w:space="1" w:color="000000"/>
+                <w:left w:val="none" w:sz="2" w:space="4" w:color="000000"/>
+                <w:bottom w:val="none" w:sz="2" w:space="1" w:color="000000"/>
+                <w:right w:val="none" w:sz="2" w:space="4" w:color="000000"/>
+              </w:pBdr>
+              <w:wordWrap/>
+              <w:snapToGrid w:val="0"/>
+              <w:spacing w:line="240" w:lineRule="auto"/>
+              <w:jc w:val="center"/>
+              <w:rPr>
+                <w:rFonts w:ascii="맑은 고딕" w:eastAsia="맑은 고딕"/>
+                <w:spacing w:val="-10"/>
+                <w:sz w:val="22"/>
+                <w:shd w:val="clear" w:color="000000" w:fill="auto"/>
+              </w:rPr>
+            </w:pPr>
+          </w:p>
+        </w:tc>
+      </w:tr>
+      <w:tr>
+        <w:trPr>
+          <w:trHeight w:val="390"/>
+        </w:trPr>
+        <w:tc>
+          <w:tcPr>
+            <w:tcW w:w="9523" w:type="dxa"/>
+            <w:gridSpan w:val="12"/>
+            <w:tcBorders>
+              <w:top w:val="single" w:sz="3" w:space="0" w:color="000000"/>
+              <w:left w:val="single" w:sz="9" w:space="0" w:color="000000"/>
+              <w:bottom w:val="single" w:sz="3" w:space="0" w:color="000000"/>
+              <w:right w:val="single" w:sz="9" w:space="0" w:color="000000"/>
+            </w:tcBorders>
+            <w:vAlign w:val="center"/>
+          </w:tcPr>
+          <w:p>
+            <w:pPr>
+              <w:wordWrap/>
+              <w:snapToGrid w:val="0"/>
+            </w:pPr>
+            <w:r>
+              <w:rPr>
+                <w:rFonts w:ascii="맑은 고딕"/>
+                <w:b/>
+                <w:spacing w:val="-10"/>
+                <w:sz w:val="22"/>
+              </w:rPr>
+              <w:t>■</w:t>
+            </w:r>
+            <w:r>
+              <w:rPr>
+                <w:rFonts w:ascii="맑은 고딕" w:eastAsia="맑은 고딕"/>
+                <w:b/>
+                <w:spacing w:val="-10"/>
+                <w:sz w:val="22"/>
+              </w:rPr>
+              <w:t xml:space="preserve"> 작업 전 일일 안전점검 시행 결과</w:t>
+            </w:r>
+          </w:p>
+        </w:tc>
+      </w:tr>
+      <w:tr>
+        <w:trPr>
+          <w:trHeight w:val="893"/>
+        </w:trPr>
+        <w:tc>
+          <w:tcPr>
+            <w:tcW w:w="9523" w:type="dxa"/>
+            <w:gridSpan w:val="12"/>
+            <w:tcBorders>
+              <w:top w:val="single" w:sz="3" w:space="0" w:color="000000"/>
+              <w:left w:val="single" w:sz="9" w:space="0" w:color="000000"/>
+              <w:bottom w:val="single" w:sz="3" w:space="0" w:color="000000"/>
+              <w:right w:val="single" w:sz="9" w:space="0" w:color="000000"/>
+            </w:tcBorders>
+            <w:vAlign w:val="center"/>
+          </w:tcPr>
+          <w:p>
+            <w:pPr>
+              <w:wordWrap/>
+              <w:snapToGrid w:val="0"/>
+              <w:rPr>
+                <w:rFonts w:ascii="맑은 고딕" w:eastAsia="맑은 고딕"/>
+                <w:b/>
+                <w:spacing w:val="-10"/>
+                <w:sz w:val="22"/>
+              </w:rPr>
+            </w:pPr>
+          </w:p>
+        </w:tc>
+      </w:tr>
+      <w:tr>
+        <w:trPr>
+          <w:trHeight w:val="390"/>
+        </w:trPr>
+        <w:tc>
+          <w:tcPr>
+            <w:tcW w:w="9523" w:type="dxa"/>
+            <w:gridSpan w:val="12"/>
+            <w:tcBorders>
+              <w:top w:val="single" w:sz="3" w:space="0" w:color="000000"/>
+              <w:left w:val="single" w:sz="9" w:space="0" w:color="000000"/>
+              <w:bottom w:val="single" w:sz="3" w:space="0" w:color="000000"/>
+              <w:right w:val="single" w:sz="9" w:space="0" w:color="000000"/>
+            </w:tcBorders>
+            <w:vAlign w:val="center"/>
+          </w:tcPr>
+          <w:p>
+            <w:pPr>
+              <w:wordWrap/>
+              <w:snapToGrid w:val="0"/>
+            </w:pPr>
+            <w:r>
+              <w:rPr>
+                <w:rFonts w:ascii="맑은 고딕"/>
+                <w:b/>
+                <w:spacing w:val="-10"/>
+                <w:sz w:val="22"/>
+              </w:rPr>
+              <w:t>■</w:t>
+            </w:r>
+            <w:r>
+              <w:rPr>
+                <w:rFonts w:ascii="맑은 고딕" w:eastAsia="맑은 고딕"/>
+                <w:b/>
+                <w:spacing w:val="-10"/>
+                <w:sz w:val="22"/>
+              </w:rPr>
+              <w:t xml:space="preserve"> 작업 후 종료 미팅(중점대책의 실효성)</w:t>
+            </w:r>
+          </w:p>
+        </w:tc>
+      </w:tr>
+      <w:tr>
+        <w:trPr>
+          <w:trHeight w:val="961"/>
+        </w:trPr>
+        <w:tc>
+          <w:tcPr>
+            <w:tcW w:w="9523" w:type="dxa"/>
+            <w:gridSpan w:val="12"/>
+            <w:tcBorders>
+              <w:top w:val="single" w:sz="3" w:space="0" w:color="000000"/>
+              <w:left w:val="single" w:sz="9" w:space="0" w:color="000000"/>
+              <w:bottom w:val="single" w:sz="3" w:space="0" w:color="000000"/>
+              <w:right w:val="single" w:sz="9" w:space="0" w:color="000000"/>
+            </w:tcBorders>
+            <w:vAlign w:val="center"/>
+          </w:tcPr>
           <w:p>
             <w:pPr>
               <w:pStyle w:val="a3"/>
@@ -1585,13 +2328,13 @@
         </w:trPr>
         <w:tc>
           <w:tcPr>
-            <w:tcW w:w="2796" w:type="dxa"/>
-            <w:gridSpan w:val="4"/>
+            <w:tcW w:w="9523" w:type="dxa"/>
+            <w:gridSpan w:val="12"/>
             <w:tcBorders>
               <w:top w:val="single" w:sz="3" w:space="0" w:color="000000"/>
               <w:left w:val="single" w:sz="9" w:space="0" w:color="000000"/>
               <w:bottom w:val="single" w:sz="3" w:space="0" w:color="000000"/>
-              <w:right w:val="single" w:sz="3" w:space="0" w:color="000000"/>
+              <w:right w:val="single" w:sz="9" w:space="0" w:color="000000"/>
             </w:tcBorders>
             <w:vAlign w:val="center"/>
           </w:tcPr>
@@ -1599,41 +2342,6 @@
             <w:pPr>
               <w:wordWrap/>
               <w:snapToGrid w:val="0"/>
-              <w:jc w:val="center"/>
-            </w:pPr>
-            <w:r>
-              <w:rPr>
-                <w:rFonts w:ascii="맑은 고딕" w:eastAsia="맑은 고딕"/>
-                <w:b/>
-                <w:spacing w:val="-10"/>
-                <w:sz w:val="22"/>
-              </w:rPr>
-              <w:t xml:space="preserve">TBM 리더 확인 </w:t>
-            </w:r>
-          </w:p>
-        </w:tc>
-        <w:tc>
-          <w:tcPr>
-            <w:tcW w:w="6727" w:type="dxa"/>
-            <w:gridSpan w:val="8"/>
-            <w:tcBorders>
-              <w:top w:val="single" w:sz="3" w:space="0" w:color="000000"/>
-              <w:left w:val="single" w:sz="3" w:space="0" w:color="000000"/>
-              <w:bottom w:val="single" w:sz="3" w:space="0" w:color="000000"/>
-              <w:right w:val="single" w:sz="9" w:space="0" w:color="000000"/>
-            </w:tcBorders>
-            <w:vAlign w:val="center"/>
-          </w:tcPr>
-          <w:p>
-            <w:pPr>
-              <w:wordWrap/>
-              <w:snapToGrid w:val="0"/>
-              <w:rPr>
-                <w:rFonts w:ascii="맑은 고딕" w:eastAsia="맑은 고딕"/>
-                <w:b/>
-                <w:spacing w:val="-10"/>
-                <w:sz w:val="22"/>
-              </w:rPr>
             </w:pPr>
             <w:r>
               <w:rPr>
@@ -1642,65 +2350,16 @@
                 <w:spacing w:val="-10"/>
                 <w:sz w:val="22"/>
               </w:rPr>
-              <w:t>•</w:t>
-            </w:r>
-            <w:r>
-              <w:rPr>
-                <w:rFonts w:ascii="맑은 고딕" w:eastAsia="맑은 고딕"/>
-                <w:b/>
-                <w:spacing w:val="-10"/>
-                <w:sz w:val="22"/>
-              </w:rPr>
-              <w:t xml:space="preserve"> </w:t>
-            </w:r>
-            <w:proofErr w:type="gramStart"/>
-            <w:r>
-              <w:rPr>
-                <w:rFonts w:ascii="맑은 고딕" w:eastAsia="맑은 고딕"/>
-                <w:b/>
-                <w:spacing w:val="-10"/>
-                <w:sz w:val="22"/>
-              </w:rPr>
-              <w:t>소속 :</w:t>
-            </w:r>
-            <w:proofErr w:type="gramEnd"/>
-            <w:r>
-              <w:rPr>
-                <w:rFonts w:ascii="맑은 고딕" w:eastAsia="맑은 고딕"/>
-                <w:b/>
-                <w:spacing w:val="-10"/>
-                <w:sz w:val="22"/>
-              </w:rPr>
-              <w:t xml:space="preserve"> </w:t>
-            </w:r>
-            <w:r>
-              <w:rPr>
-                <w:rFonts w:ascii="맑은 고딕" w:eastAsia="맑은 고딕"/>
-                <w:b/>
-                <w:spacing w:val="-10"/>
-                <w:sz w:val="22"/>
-              </w:rPr>
-              <w:t xml:space="preserve">{{ </w:t>
-            </w:r>
-            <w:proofErr w:type="spellStart"/>
-            <w:r>
-              <w:rPr>
-                <w:rFonts w:ascii="맑은 고딕" w:eastAsia="맑은 고딕"/>
-                <w:b/>
-                <w:spacing w:val="-10"/>
-                <w:sz w:val="22"/>
-              </w:rPr>
-              <w:t>leader_department</w:t>
-            </w:r>
-            <w:proofErr w:type="spellEnd"/>
-            <w:r>
-              <w:rPr>
-                <w:rFonts w:ascii="맑은 고딕" w:eastAsia="맑은 고딕"/>
-                <w:b/>
-                <w:spacing w:val="-10"/>
-                <w:sz w:val="22"/>
-              </w:rPr>
-              <w:t xml:space="preserve"> }} </w:t>
+              <w:t>■</w:t>
+            </w:r>
+            <w:r>
+              <w:rPr>
+                <w:rFonts w:ascii="맑은 고딕" w:eastAsia="맑은 고딕"/>
+                <w:b/>
+                <w:spacing w:val="-10"/>
+                <w:sz w:val="22"/>
+              </w:rPr>
+              <w:t xml:space="preserve"> 참석자 확인 </w:t>
             </w:r>
             <w:r>
               <w:rPr>
@@ -1709,308 +2368,28 @@
                 <w:spacing w:val="-10"/>
                 <w:sz w:val="22"/>
               </w:rPr>
-              <w:t>•</w:t>
-            </w:r>
-            <w:r>
-              <w:rPr>
-                <w:rFonts w:ascii="맑은 고딕" w:eastAsia="맑은 고딕"/>
-                <w:b/>
-                <w:spacing w:val="-10"/>
-                <w:sz w:val="22"/>
-              </w:rPr>
-              <w:t xml:space="preserve"> 직책: </w:t>
-            </w:r>
-            <w:r>
-              <w:rPr>
-                <w:rFonts w:ascii="맑은 고딕" w:eastAsia="맑은 고딕"/>
-                <w:b/>
-                <w:spacing w:val="-10"/>
-                <w:sz w:val="22"/>
-              </w:rPr>
-              <w:t xml:space="preserve">{{ </w:t>
-            </w:r>
-            <w:proofErr w:type="spellStart"/>
-            <w:r>
-              <w:rPr>
-                <w:rFonts w:ascii="맑은 고딕" w:eastAsia="맑은 고딕"/>
-                <w:b/>
-                <w:spacing w:val="-10"/>
-                <w:sz w:val="22"/>
-              </w:rPr>
-              <w:t>leader_potition</w:t>
-            </w:r>
-            <w:proofErr w:type="spellEnd"/>
-            <w:r>
-              <w:rPr>
-                <w:rFonts w:ascii="맑은 고딕" w:eastAsia="맑은 고딕"/>
-                <w:b/>
-                <w:spacing w:val="-10"/>
-                <w:sz w:val="22"/>
-              </w:rPr>
-              <w:t xml:space="preserve"> }}</w:t>
-            </w:r>
-          </w:p>
-          <w:p>
-            <w:pPr>
-              <w:wordWrap/>
-              <w:snapToGrid w:val="0"/>
-            </w:pPr>
-            <w:r>
-              <w:rPr>
-                <w:rFonts w:ascii="맑은 고딕"/>
-                <w:b/>
-                <w:spacing w:val="-10"/>
-                <w:sz w:val="22"/>
-              </w:rPr>
-              <w:t>•</w:t>
-            </w:r>
-            <w:r>
-              <w:rPr>
-                <w:rFonts w:ascii="맑은 고딕" w:eastAsia="맑은 고딕"/>
-                <w:b/>
-                <w:spacing w:val="-10"/>
-                <w:sz w:val="22"/>
-              </w:rPr>
-              <w:t xml:space="preserve"> </w:t>
-            </w:r>
-            <w:proofErr w:type="gramStart"/>
-            <w:r>
-              <w:rPr>
-                <w:rFonts w:ascii="맑은 고딕" w:eastAsia="맑은 고딕"/>
-                <w:b/>
-                <w:spacing w:val="-10"/>
-                <w:sz w:val="22"/>
-              </w:rPr>
-              <w:t xml:space="preserve">성명 </w:t>
-            </w:r>
-            <w:r>
-              <w:rPr>
-                <w:rFonts w:ascii="맑은 고딕" w:eastAsia="맑은 고딕"/>
-                <w:b/>
-                <w:spacing w:val="-10"/>
-                <w:sz w:val="22"/>
-              </w:rPr>
-              <w:t>:</w:t>
-            </w:r>
-            <w:proofErr w:type="gramEnd"/>
-            <w:r>
-              <w:rPr>
-                <w:rFonts w:ascii="맑은 고딕" w:eastAsia="맑은 고딕"/>
-                <w:b/>
-                <w:spacing w:val="-10"/>
-                <w:sz w:val="22"/>
-              </w:rPr>
-              <w:t xml:space="preserve"> {{ </w:t>
-            </w:r>
-            <w:proofErr w:type="spellStart"/>
-            <w:r>
-              <w:rPr>
-                <w:rFonts w:ascii="맑은 고딕" w:eastAsia="맑은 고딕"/>
-                <w:b/>
-                <w:spacing w:val="-10"/>
-                <w:sz w:val="22"/>
-              </w:rPr>
-              <w:t>leader_name</w:t>
-            </w:r>
-            <w:proofErr w:type="spellEnd"/>
-            <w:r>
-              <w:rPr>
-                <w:rFonts w:ascii="맑은 고딕" w:eastAsia="맑은 고딕"/>
-                <w:b/>
-                <w:spacing w:val="-10"/>
-                <w:sz w:val="22"/>
-              </w:rPr>
-              <w:t xml:space="preserve"> }} </w:t>
-            </w:r>
-            <w:r>
-              <w:rPr>
-                <w:rFonts w:ascii="맑은 고딕" w:eastAsia="맑은 고딕"/>
-                <w:b/>
-                <w:spacing w:val="-10"/>
-                <w:sz w:val="22"/>
-              </w:rPr>
-              <w:t>(서명)</w:t>
-            </w:r>
-            <w:bookmarkStart w:id="0" w:name="_GoBack"/>
-            <w:bookmarkEnd w:id="0"/>
+              <w:t>※</w:t>
+            </w:r>
+            <w:r>
+              <w:rPr>
+                <w:rFonts w:ascii="맑은 고딕" w:eastAsia="맑은 고딕"/>
+                <w:b/>
+                <w:spacing w:val="-10"/>
+                <w:sz w:val="22"/>
+              </w:rPr>
+              <w:t xml:space="preserve"> TBM에 참여하지 않은 작업자를 확인하여 미팅 참석 유도</w:t>
+            </w:r>
           </w:p>
         </w:tc>
       </w:tr>
       <w:tr>
         <w:trPr>
-          <w:trHeight w:val="390"/>
+          <w:trHeight w:val="370"/>
         </w:trPr>
         <w:tc>
           <w:tcPr>
-            <w:tcW w:w="9523" w:type="dxa"/>
-            <w:gridSpan w:val="12"/>
-            <w:tcBorders>
-              <w:top w:val="single" w:sz="3" w:space="0" w:color="000000"/>
-              <w:left w:val="single" w:sz="9" w:space="0" w:color="000000"/>
-              <w:bottom w:val="single" w:sz="3" w:space="0" w:color="000000"/>
-              <w:right w:val="single" w:sz="9" w:space="0" w:color="000000"/>
-            </w:tcBorders>
-            <w:vAlign w:val="center"/>
-          </w:tcPr>
-          <w:p>
-            <w:pPr>
-              <w:wordWrap/>
-              <w:snapToGrid w:val="0"/>
-            </w:pPr>
-            <w:r>
-              <w:rPr>
-                <w:rFonts w:ascii="맑은 고딕"/>
-                <w:b/>
-                <w:spacing w:val="-10"/>
-                <w:sz w:val="22"/>
-              </w:rPr>
-              <w:t>■</w:t>
-            </w:r>
-            <w:r>
-              <w:rPr>
-                <w:rFonts w:ascii="맑은 고딕" w:eastAsia="맑은 고딕"/>
-                <w:b/>
-                <w:spacing w:val="-10"/>
-                <w:sz w:val="22"/>
-              </w:rPr>
-              <w:t xml:space="preserve"> 작업 전 안전조치 확인 </w:t>
-            </w:r>
-            <w:r>
-              <w:rPr>
-                <w:rFonts w:ascii="맑은 고딕"/>
-                <w:b/>
-                <w:spacing w:val="-10"/>
-                <w:sz w:val="22"/>
-              </w:rPr>
-              <w:t>※</w:t>
-            </w:r>
-            <w:r>
-              <w:rPr>
-                <w:rFonts w:ascii="맑은 고딕" w:eastAsia="맑은 고딕"/>
-                <w:b/>
-                <w:spacing w:val="-10"/>
-                <w:sz w:val="22"/>
-              </w:rPr>
-              <w:t xml:space="preserve"> 위 잠재위험요인(중점위험 포함) 안전조치 여부 재확인</w:t>
-            </w:r>
-          </w:p>
-        </w:tc>
-      </w:tr>
-      <w:tr>
-        <w:trPr>
-          <w:trHeight w:val="390"/>
-        </w:trPr>
-        <w:tc>
-          <w:tcPr>
-            <w:tcW w:w="3855" w:type="dxa"/>
-            <w:gridSpan w:val="6"/>
-            <w:tcBorders>
-              <w:top w:val="single" w:sz="3" w:space="0" w:color="000000"/>
-              <w:left w:val="single" w:sz="9" w:space="0" w:color="000000"/>
-              <w:bottom w:val="single" w:sz="3" w:space="0" w:color="000000"/>
-              <w:right w:val="single" w:sz="3" w:space="0" w:color="000000"/>
-            </w:tcBorders>
-            <w:vAlign w:val="center"/>
-          </w:tcPr>
-          <w:p>
-            <w:pPr>
-              <w:wordWrap/>
-              <w:snapToGrid w:val="0"/>
-              <w:jc w:val="center"/>
-            </w:pPr>
-            <w:r>
-              <w:rPr>
-                <w:rFonts w:ascii="맑은 고딕" w:eastAsia="맑은 고딕"/>
-                <w:spacing w:val="-10"/>
-                <w:sz w:val="22"/>
-              </w:rPr>
-              <w:t xml:space="preserve">잠재위험요소(중점위험 포함) </w:t>
-            </w:r>
-          </w:p>
-        </w:tc>
-        <w:tc>
-          <w:tcPr>
-            <w:tcW w:w="1738" w:type="dxa"/>
-            <w:gridSpan w:val="3"/>
-            <w:tcBorders>
-              <w:top w:val="single" w:sz="3" w:space="0" w:color="000000"/>
-              <w:left w:val="single" w:sz="3" w:space="0" w:color="000000"/>
-              <w:bottom w:val="single" w:sz="3" w:space="0" w:color="000000"/>
-              <w:right w:val="single" w:sz="3" w:space="0" w:color="000000"/>
-            </w:tcBorders>
-            <w:vAlign w:val="center"/>
-          </w:tcPr>
-          <w:p>
-            <w:pPr>
-              <w:wordWrap/>
-              <w:snapToGrid w:val="0"/>
-              <w:jc w:val="center"/>
-            </w:pPr>
-            <w:r>
-              <w:rPr>
-                <w:rFonts w:ascii="맑은 고딕" w:eastAsia="맑은 고딕"/>
-                <w:spacing w:val="-10"/>
-                <w:sz w:val="22"/>
-              </w:rPr>
-              <w:t xml:space="preserve">조 치 여 부 </w:t>
-            </w:r>
-          </w:p>
-        </w:tc>
-        <w:tc>
-          <w:tcPr>
-            <w:tcW w:w="3930" w:type="dxa"/>
-            <w:gridSpan w:val="3"/>
-            <w:tcBorders>
-              <w:top w:val="single" w:sz="3" w:space="0" w:color="000000"/>
-              <w:left w:val="single" w:sz="3" w:space="0" w:color="000000"/>
-              <w:bottom w:val="single" w:sz="3" w:space="0" w:color="000000"/>
-              <w:right w:val="single" w:sz="9" w:space="0" w:color="000000"/>
-            </w:tcBorders>
-            <w:vAlign w:val="center"/>
-          </w:tcPr>
-          <w:p>
-            <w:pPr>
-              <w:wordWrap/>
-              <w:snapToGrid w:val="0"/>
-              <w:jc w:val="center"/>
-            </w:pPr>
-            <w:r>
-              <w:rPr>
-                <w:rFonts w:ascii="맑은 고딕" w:eastAsia="맑은 고딕"/>
-                <w:spacing w:val="-10"/>
-                <w:sz w:val="22"/>
-              </w:rPr>
-              <w:t>‘</w:t>
-            </w:r>
-            <w:proofErr w:type="spellStart"/>
-            <w:r>
-              <w:rPr>
-                <w:rFonts w:ascii="맑은 고딕" w:eastAsia="맑은 고딕"/>
-                <w:spacing w:val="-10"/>
-                <w:sz w:val="22"/>
-              </w:rPr>
-              <w:t>아니오</w:t>
-            </w:r>
-            <w:proofErr w:type="spellEnd"/>
-            <w:r>
-              <w:rPr>
-                <w:rFonts w:ascii="맑은 고딕" w:eastAsia="맑은 고딕"/>
-                <w:spacing w:val="-10"/>
-                <w:sz w:val="22"/>
-              </w:rPr>
-              <w:t>’인 경우 조치 내용</w:t>
-            </w:r>
-          </w:p>
-        </w:tc>
-      </w:tr>
-      <w:tr>
-        <w:trPr>
-          <w:trHeight w:val="390"/>
-        </w:trPr>
-        <w:tc>
-          <w:tcPr>
-            <w:tcW w:w="3855" w:type="dxa"/>
-            <w:gridSpan w:val="6"/>
+            <w:tcW w:w="1586" w:type="dxa"/>
+            <w:gridSpan w:val="2"/>
             <w:tcBorders>
               <w:top w:val="single" w:sz="3" w:space="0" w:color="000000"/>
               <w:left w:val="single" w:sz="9" w:space="0" w:color="000000"/>
@@ -2032,79 +2411,28 @@
               <w:snapToGrid w:val="0"/>
               <w:spacing w:line="240" w:lineRule="auto"/>
               <w:jc w:val="center"/>
-              <w:rPr>
-                <w:rFonts w:ascii="맑은 고딕" w:eastAsia="맑은 고딕"/>
-                <w:spacing w:val="-10"/>
-                <w:sz w:val="22"/>
-                <w:shd w:val="clear" w:color="000000" w:fill="auto"/>
-              </w:rPr>
-            </w:pPr>
-            <w:r>
-              <w:rPr>
-                <w:rFonts w:ascii="맑은 고딕" w:eastAsia="맑은 고딕"/>
-                <w:spacing w:val="-10"/>
-                <w:sz w:val="22"/>
-                <w:shd w:val="clear" w:color="000000" w:fill="auto"/>
-              </w:rPr>
-              <w:t>{{main_hazard_1}}</w:t>
-            </w:r>
-          </w:p>
-        </w:tc>
-        <w:tc>
-          <w:tcPr>
-            <w:tcW w:w="1738" w:type="dxa"/>
+            </w:pPr>
+            <w:r>
+              <w:rPr>
+                <w:rFonts w:eastAsia="맑은 고딕"/>
+                <w:b/>
+                <w:spacing w:val="-10"/>
+                <w:sz w:val="22"/>
+                <w:shd w:val="clear" w:color="000000" w:fill="auto"/>
+              </w:rPr>
+              <w:t>이름</w:t>
+            </w:r>
+          </w:p>
+        </w:tc>
+        <w:tc>
+          <w:tcPr>
+            <w:tcW w:w="1587" w:type="dxa"/>
             <w:gridSpan w:val="3"/>
             <w:tcBorders>
               <w:top w:val="single" w:sz="3" w:space="0" w:color="000000"/>
               <w:left w:val="single" w:sz="3" w:space="0" w:color="000000"/>
               <w:bottom w:val="single" w:sz="3" w:space="0" w:color="000000"/>
-              <w:right w:val="single" w:sz="3" w:space="0" w:color="000000"/>
-            </w:tcBorders>
-            <w:vAlign w:val="center"/>
-          </w:tcPr>
-          <w:p>
-            <w:pPr>
-              <w:wordWrap/>
-              <w:snapToGrid w:val="0"/>
-              <w:jc w:val="center"/>
-            </w:pPr>
-            <w:r>
-              <w:rPr>
-                <w:rFonts w:ascii="맑은 고딕" w:eastAsia="맑은 고딕"/>
-                <w:spacing w:val="-10"/>
-                <w:sz w:val="22"/>
-              </w:rPr>
-              <w:t xml:space="preserve">예□, </w:t>
-            </w:r>
-            <w:proofErr w:type="spellStart"/>
-            <w:r>
-              <w:rPr>
-                <w:rFonts w:ascii="맑은 고딕" w:eastAsia="맑은 고딕"/>
-                <w:spacing w:val="-10"/>
-                <w:sz w:val="22"/>
-              </w:rPr>
-              <w:t>아니오</w:t>
-            </w:r>
-            <w:proofErr w:type="spellEnd"/>
-            <w:r>
-              <w:rPr>
-                <w:rFonts w:ascii="맑은 고딕"/>
-                <w:spacing w:val="-10"/>
-                <w:sz w:val="22"/>
-              </w:rPr>
-              <w:t>□</w:t>
-            </w:r>
-          </w:p>
-        </w:tc>
-        <w:tc>
-          <w:tcPr>
-            <w:tcW w:w="3930" w:type="dxa"/>
-            <w:gridSpan w:val="3"/>
-            <w:tcBorders>
-              <w:top w:val="single" w:sz="3" w:space="0" w:color="000000"/>
-              <w:left w:val="single" w:sz="3" w:space="0" w:color="000000"/>
-              <w:bottom w:val="single" w:sz="3" w:space="0" w:color="000000"/>
-              <w:right w:val="single" w:sz="9" w:space="0" w:color="000000"/>
+              <w:right w:val="double" w:sz="4" w:space="0" w:color="000000"/>
             </w:tcBorders>
             <w:vAlign w:val="center"/>
           </w:tcPr>
@@ -2121,27 +2449,36 @@
               <w:snapToGrid w:val="0"/>
               <w:spacing w:line="240" w:lineRule="auto"/>
               <w:jc w:val="center"/>
-              <w:rPr>
-                <w:rFonts w:ascii="맑은 고딕" w:eastAsia="맑은 고딕"/>
-                <w:spacing w:val="-10"/>
-                <w:sz w:val="22"/>
-                <w:shd w:val="clear" w:color="000000" w:fill="auto"/>
-              </w:rPr>
-            </w:pPr>
-          </w:p>
-        </w:tc>
-      </w:tr>
-      <w:tr>
-        <w:trPr>
-          <w:trHeight w:val="390"/>
-        </w:trPr>
-        <w:tc>
-          <w:tcPr>
-            <w:tcW w:w="3855" w:type="dxa"/>
-            <w:gridSpan w:val="6"/>
-            <w:tcBorders>
-              <w:top w:val="single" w:sz="3" w:space="0" w:color="000000"/>
-              <w:left w:val="single" w:sz="9" w:space="0" w:color="000000"/>
+            </w:pPr>
+            <w:r>
+              <w:rPr>
+                <w:rFonts w:eastAsia="맑은 고딕" w:hint="eastAsia"/>
+                <w:b/>
+                <w:spacing w:val="-10"/>
+                <w:sz w:val="22"/>
+                <w:shd w:val="clear" w:color="000000" w:fill="auto"/>
+              </w:rPr>
+              <w:t>서</w:t>
+            </w:r>
+            <w:r>
+              <w:rPr>
+                <w:rFonts w:eastAsia="맑은 고딕"/>
+                <w:b/>
+                <w:spacing w:val="-10"/>
+                <w:sz w:val="22"/>
+                <w:shd w:val="clear" w:color="000000" w:fill="auto"/>
+              </w:rPr>
+              <w:t>명</w:t>
+            </w:r>
+          </w:p>
+        </w:tc>
+        <w:tc>
+          <w:tcPr>
+            <w:tcW w:w="1587" w:type="dxa"/>
+            <w:gridSpan w:val="3"/>
+            <w:tcBorders>
+              <w:top w:val="single" w:sz="3" w:space="0" w:color="000000"/>
+              <w:left w:val="double" w:sz="4" w:space="0" w:color="000000"/>
               <w:bottom w:val="single" w:sz="3" w:space="0" w:color="000000"/>
               <w:right w:val="single" w:sz="3" w:space="0" w:color="000000"/>
             </w:tcBorders>
@@ -2160,79 +2497,27 @@
               <w:snapToGrid w:val="0"/>
               <w:spacing w:line="240" w:lineRule="auto"/>
               <w:jc w:val="center"/>
-              <w:rPr>
-                <w:rFonts w:ascii="맑은 고딕" w:eastAsia="맑은 고딕"/>
-                <w:spacing w:val="-10"/>
-                <w:sz w:val="22"/>
-                <w:shd w:val="clear" w:color="000000" w:fill="auto"/>
-              </w:rPr>
-            </w:pPr>
-            <w:r>
-              <w:rPr>
-                <w:rFonts w:ascii="맑은 고딕" w:eastAsia="맑은 고딕"/>
-                <w:spacing w:val="-10"/>
-                <w:sz w:val="22"/>
-                <w:shd w:val="clear" w:color="000000" w:fill="auto"/>
-              </w:rPr>
-              <w:t>{{main_hazard_2}}</w:t>
-            </w:r>
-          </w:p>
-        </w:tc>
-        <w:tc>
-          <w:tcPr>
-            <w:tcW w:w="1738" w:type="dxa"/>
-            <w:gridSpan w:val="3"/>
+            </w:pPr>
+            <w:r>
+              <w:rPr>
+                <w:rFonts w:eastAsia="맑은 고딕"/>
+                <w:b/>
+                <w:spacing w:val="-10"/>
+                <w:sz w:val="22"/>
+                <w:shd w:val="clear" w:color="000000" w:fill="auto"/>
+              </w:rPr>
+              <w:t>이름</w:t>
+            </w:r>
+          </w:p>
+        </w:tc>
+        <w:tc>
+          <w:tcPr>
+            <w:tcW w:w="1587" w:type="dxa"/>
             <w:tcBorders>
               <w:top w:val="single" w:sz="3" w:space="0" w:color="000000"/>
               <w:left w:val="single" w:sz="3" w:space="0" w:color="000000"/>
               <w:bottom w:val="single" w:sz="3" w:space="0" w:color="000000"/>
-              <w:right w:val="single" w:sz="3" w:space="0" w:color="000000"/>
-            </w:tcBorders>
-            <w:vAlign w:val="center"/>
-          </w:tcPr>
-          <w:p>
-            <w:pPr>
-              <w:wordWrap/>
-              <w:snapToGrid w:val="0"/>
-              <w:jc w:val="center"/>
-            </w:pPr>
-            <w:r>
-              <w:rPr>
-                <w:rFonts w:ascii="맑은 고딕" w:eastAsia="맑은 고딕"/>
-                <w:spacing w:val="-10"/>
-                <w:sz w:val="22"/>
-              </w:rPr>
-              <w:t xml:space="preserve">예□, </w:t>
-            </w:r>
-            <w:proofErr w:type="spellStart"/>
-            <w:r>
-              <w:rPr>
-                <w:rFonts w:ascii="맑은 고딕" w:eastAsia="맑은 고딕"/>
-                <w:spacing w:val="-10"/>
-                <w:sz w:val="22"/>
-              </w:rPr>
-              <w:t>아니오</w:t>
-            </w:r>
-            <w:proofErr w:type="spellEnd"/>
-            <w:r>
-              <w:rPr>
-                <w:rFonts w:ascii="맑은 고딕"/>
-                <w:spacing w:val="-10"/>
-                <w:sz w:val="22"/>
-              </w:rPr>
-              <w:t>□</w:t>
-            </w:r>
-          </w:p>
-        </w:tc>
-        <w:tc>
-          <w:tcPr>
-            <w:tcW w:w="3930" w:type="dxa"/>
-            <w:gridSpan w:val="3"/>
-            <w:tcBorders>
-              <w:top w:val="single" w:sz="3" w:space="0" w:color="000000"/>
-              <w:left w:val="single" w:sz="3" w:space="0" w:color="000000"/>
-              <w:bottom w:val="single" w:sz="3" w:space="0" w:color="000000"/>
-              <w:right w:val="single" w:sz="9" w:space="0" w:color="000000"/>
+              <w:right w:val="double" w:sz="4" w:space="0" w:color="000000"/>
             </w:tcBorders>
             <w:vAlign w:val="center"/>
           </w:tcPr>
@@ -2249,27 +2534,36 @@
               <w:snapToGrid w:val="0"/>
               <w:spacing w:line="240" w:lineRule="auto"/>
               <w:jc w:val="center"/>
-              <w:rPr>
-                <w:rFonts w:ascii="맑은 고딕" w:eastAsia="맑은 고딕"/>
-                <w:spacing w:val="-10"/>
-                <w:sz w:val="22"/>
-                <w:shd w:val="clear" w:color="000000" w:fill="auto"/>
-              </w:rPr>
-            </w:pPr>
-          </w:p>
-        </w:tc>
-      </w:tr>
-      <w:tr>
-        <w:trPr>
-          <w:trHeight w:val="390"/>
-        </w:trPr>
-        <w:tc>
-          <w:tcPr>
-            <w:tcW w:w="3855" w:type="dxa"/>
-            <w:gridSpan w:val="6"/>
-            <w:tcBorders>
-              <w:top w:val="single" w:sz="3" w:space="0" w:color="000000"/>
-              <w:left w:val="single" w:sz="9" w:space="0" w:color="000000"/>
+            </w:pPr>
+            <w:r>
+              <w:rPr>
+                <w:rFonts w:eastAsia="맑은 고딕" w:hint="eastAsia"/>
+                <w:b/>
+                <w:spacing w:val="-10"/>
+                <w:sz w:val="22"/>
+                <w:shd w:val="clear" w:color="000000" w:fill="auto"/>
+              </w:rPr>
+              <w:t>서</w:t>
+            </w:r>
+            <w:r>
+              <w:rPr>
+                <w:rFonts w:eastAsia="맑은 고딕"/>
+                <w:b/>
+                <w:spacing w:val="-10"/>
+                <w:sz w:val="22"/>
+                <w:shd w:val="clear" w:color="000000" w:fill="auto"/>
+              </w:rPr>
+              <w:t>명</w:t>
+            </w:r>
+          </w:p>
+        </w:tc>
+        <w:tc>
+          <w:tcPr>
+            <w:tcW w:w="1587" w:type="dxa"/>
+            <w:gridSpan w:val="2"/>
+            <w:tcBorders>
+              <w:top w:val="single" w:sz="3" w:space="0" w:color="000000"/>
+              <w:left w:val="double" w:sz="4" w:space="0" w:color="000000"/>
               <w:bottom w:val="single" w:sz="3" w:space="0" w:color="000000"/>
               <w:right w:val="single" w:sz="3" w:space="0" w:color="000000"/>
             </w:tcBorders>
@@ -2288,74 +2582,22 @@
               <w:snapToGrid w:val="0"/>
               <w:spacing w:line="240" w:lineRule="auto"/>
               <w:jc w:val="center"/>
-              <w:rPr>
-                <w:rFonts w:ascii="맑은 고딕" w:eastAsia="맑은 고딕"/>
-                <w:spacing w:val="-10"/>
-                <w:sz w:val="22"/>
-                <w:shd w:val="clear" w:color="000000" w:fill="auto"/>
-              </w:rPr>
-            </w:pPr>
-            <w:r>
-              <w:rPr>
-                <w:rFonts w:ascii="맑은 고딕" w:eastAsia="맑은 고딕"/>
-                <w:spacing w:val="-10"/>
-                <w:sz w:val="22"/>
-                <w:shd w:val="clear" w:color="000000" w:fill="auto"/>
-              </w:rPr>
-              <w:t>{{main_hazard_3}}</w:t>
-            </w:r>
-          </w:p>
-        </w:tc>
-        <w:tc>
-          <w:tcPr>
-            <w:tcW w:w="1738" w:type="dxa"/>
-            <w:gridSpan w:val="3"/>
-            <w:tcBorders>
-              <w:top w:val="single" w:sz="3" w:space="0" w:color="000000"/>
-              <w:left w:val="single" w:sz="3" w:space="0" w:color="000000"/>
-              <w:bottom w:val="single" w:sz="3" w:space="0" w:color="000000"/>
-              <w:right w:val="single" w:sz="3" w:space="0" w:color="000000"/>
-            </w:tcBorders>
-            <w:vAlign w:val="center"/>
-          </w:tcPr>
-          <w:p>
-            <w:pPr>
-              <w:wordWrap/>
-              <w:snapToGrid w:val="0"/>
-              <w:jc w:val="center"/>
-            </w:pPr>
-            <w:r>
-              <w:rPr>
-                <w:rFonts w:ascii="맑은 고딕" w:eastAsia="맑은 고딕"/>
-                <w:spacing w:val="-10"/>
-                <w:sz w:val="22"/>
-              </w:rPr>
-              <w:t xml:space="preserve">예□, </w:t>
-            </w:r>
-            <w:proofErr w:type="spellStart"/>
-            <w:r>
-              <w:rPr>
-                <w:rFonts w:ascii="맑은 고딕" w:eastAsia="맑은 고딕"/>
-                <w:spacing w:val="-10"/>
-                <w:sz w:val="22"/>
-              </w:rPr>
-              <w:t>아니오</w:t>
-            </w:r>
-            <w:proofErr w:type="spellEnd"/>
-            <w:r>
-              <w:rPr>
-                <w:rFonts w:ascii="맑은 고딕"/>
-                <w:spacing w:val="-10"/>
-                <w:sz w:val="22"/>
-              </w:rPr>
-              <w:t>□</w:t>
-            </w:r>
-          </w:p>
-        </w:tc>
-        <w:tc>
-          <w:tcPr>
-            <w:tcW w:w="3930" w:type="dxa"/>
-            <w:gridSpan w:val="3"/>
+            </w:pPr>
+            <w:r>
+              <w:rPr>
+                <w:rFonts w:eastAsia="맑은 고딕"/>
+                <w:b/>
+                <w:spacing w:val="-10"/>
+                <w:sz w:val="22"/>
+                <w:shd w:val="clear" w:color="000000" w:fill="auto"/>
+              </w:rPr>
+              <w:t>이름</w:t>
+            </w:r>
+          </w:p>
+        </w:tc>
+        <w:tc>
+          <w:tcPr>
+            <w:tcW w:w="1589" w:type="dxa"/>
             <w:tcBorders>
               <w:top w:val="single" w:sz="3" w:space="0" w:color="000000"/>
               <w:left w:val="single" w:sz="3" w:space="0" w:color="000000"/>
@@ -2377,250 +2619,26 @@
               <w:snapToGrid w:val="0"/>
               <w:spacing w:line="240" w:lineRule="auto"/>
               <w:jc w:val="center"/>
-              <w:rPr>
-                <w:rFonts w:ascii="맑은 고딕" w:eastAsia="맑은 고딕"/>
-                <w:spacing w:val="-10"/>
-                <w:sz w:val="22"/>
-                <w:shd w:val="clear" w:color="000000" w:fill="auto"/>
-              </w:rPr>
-            </w:pPr>
-          </w:p>
-        </w:tc>
-      </w:tr>
-      <w:tr>
-        <w:trPr>
-          <w:trHeight w:val="390"/>
-        </w:trPr>
-        <w:tc>
-          <w:tcPr>
-            <w:tcW w:w="9523" w:type="dxa"/>
-            <w:gridSpan w:val="12"/>
-            <w:tcBorders>
-              <w:top w:val="single" w:sz="3" w:space="0" w:color="000000"/>
-              <w:left w:val="single" w:sz="9" w:space="0" w:color="000000"/>
-              <w:bottom w:val="single" w:sz="3" w:space="0" w:color="000000"/>
-              <w:right w:val="single" w:sz="9" w:space="0" w:color="000000"/>
-            </w:tcBorders>
-            <w:vAlign w:val="center"/>
-          </w:tcPr>
-          <w:p>
-            <w:pPr>
-              <w:wordWrap/>
-              <w:snapToGrid w:val="0"/>
-            </w:pPr>
-            <w:r>
-              <w:rPr>
-                <w:rFonts w:ascii="맑은 고딕"/>
-                <w:b/>
-                <w:spacing w:val="-10"/>
-                <w:sz w:val="22"/>
-              </w:rPr>
-              <w:t>■</w:t>
-            </w:r>
-            <w:r>
-              <w:rPr>
-                <w:rFonts w:ascii="맑은 고딕" w:eastAsia="맑은 고딕"/>
-                <w:b/>
-                <w:spacing w:val="-10"/>
-                <w:sz w:val="22"/>
-              </w:rPr>
-              <w:t xml:space="preserve"> 작업 전 일일 안전점검 시행 결과</w:t>
-            </w:r>
-          </w:p>
-        </w:tc>
-      </w:tr>
-      <w:tr>
-        <w:trPr>
-          <w:trHeight w:val="893"/>
-        </w:trPr>
-        <w:tc>
-          <w:tcPr>
-            <w:tcW w:w="9523" w:type="dxa"/>
-            <w:gridSpan w:val="12"/>
-            <w:tcBorders>
-              <w:top w:val="single" w:sz="3" w:space="0" w:color="000000"/>
-              <w:left w:val="single" w:sz="9" w:space="0" w:color="000000"/>
-              <w:bottom w:val="single" w:sz="3" w:space="0" w:color="000000"/>
-              <w:right w:val="single" w:sz="9" w:space="0" w:color="000000"/>
-            </w:tcBorders>
-            <w:vAlign w:val="center"/>
-          </w:tcPr>
-          <w:p>
-            <w:pPr>
-              <w:wordWrap/>
-              <w:snapToGrid w:val="0"/>
-            </w:pPr>
-            <w:r>
-              <w:rPr>
-                <w:rFonts w:ascii="맑은 고딕"/>
-                <w:color w:val="808080"/>
-                <w:spacing w:val="-9"/>
-                <w:sz w:val="20"/>
-              </w:rPr>
-              <w:t>※</w:t>
-            </w:r>
-            <w:r>
-              <w:rPr>
-                <w:rFonts w:ascii="맑은 고딕" w:eastAsia="맑은 고딕"/>
-                <w:color w:val="808080"/>
-                <w:spacing w:val="-9"/>
-                <w:sz w:val="20"/>
-              </w:rPr>
-              <w:t xml:space="preserve"> 위험요인 중 조치가 되지 않은 사항, 작업자의 TBM내용 숙지 여부 중점체크</w:t>
-            </w:r>
-          </w:p>
-          <w:p>
-            <w:pPr>
-              <w:wordWrap/>
-              <w:snapToGrid w:val="0"/>
-              <w:rPr>
-                <w:rFonts w:ascii="맑은 고딕" w:eastAsia="맑은 고딕"/>
-                <w:b/>
-                <w:spacing w:val="-10"/>
-                <w:sz w:val="22"/>
-              </w:rPr>
-            </w:pPr>
-          </w:p>
-        </w:tc>
-      </w:tr>
-      <w:tr>
-        <w:trPr>
-          <w:trHeight w:val="390"/>
-        </w:trPr>
-        <w:tc>
-          <w:tcPr>
-            <w:tcW w:w="9523" w:type="dxa"/>
-            <w:gridSpan w:val="12"/>
-            <w:tcBorders>
-              <w:top w:val="single" w:sz="3" w:space="0" w:color="000000"/>
-              <w:left w:val="single" w:sz="9" w:space="0" w:color="000000"/>
-              <w:bottom w:val="single" w:sz="3" w:space="0" w:color="000000"/>
-              <w:right w:val="single" w:sz="9" w:space="0" w:color="000000"/>
-            </w:tcBorders>
-            <w:vAlign w:val="center"/>
-          </w:tcPr>
-          <w:p>
-            <w:pPr>
-              <w:wordWrap/>
-              <w:snapToGrid w:val="0"/>
-            </w:pPr>
-            <w:r>
-              <w:rPr>
-                <w:rFonts w:ascii="맑은 고딕"/>
-                <w:b/>
-                <w:spacing w:val="-10"/>
-                <w:sz w:val="22"/>
-              </w:rPr>
-              <w:t>■</w:t>
-            </w:r>
-            <w:r>
-              <w:rPr>
-                <w:rFonts w:ascii="맑은 고딕" w:eastAsia="맑은 고딕"/>
-                <w:b/>
-                <w:spacing w:val="-10"/>
-                <w:sz w:val="22"/>
-              </w:rPr>
-              <w:t xml:space="preserve"> 작업 후 종료 미팅(중점대책의 실효성)</w:t>
-            </w:r>
-          </w:p>
-        </w:tc>
-      </w:tr>
-      <w:tr>
-        <w:trPr>
-          <w:trHeight w:val="961"/>
-        </w:trPr>
-        <w:tc>
-          <w:tcPr>
-            <w:tcW w:w="9523" w:type="dxa"/>
-            <w:gridSpan w:val="12"/>
-            <w:tcBorders>
-              <w:top w:val="single" w:sz="3" w:space="0" w:color="000000"/>
-              <w:left w:val="single" w:sz="9" w:space="0" w:color="000000"/>
-              <w:bottom w:val="single" w:sz="3" w:space="0" w:color="000000"/>
-              <w:right w:val="single" w:sz="9" w:space="0" w:color="000000"/>
-            </w:tcBorders>
-            <w:vAlign w:val="center"/>
-          </w:tcPr>
-          <w:p>
-            <w:pPr>
-              <w:pStyle w:val="a3"/>
-              <w:pBdr>
-                <w:top w:val="none" w:sz="2" w:space="1" w:color="000000"/>
-                <w:left w:val="none" w:sz="2" w:space="4" w:color="000000"/>
-                <w:bottom w:val="none" w:sz="2" w:space="1" w:color="000000"/>
-                <w:right w:val="none" w:sz="2" w:space="4" w:color="000000"/>
-              </w:pBdr>
-              <w:wordWrap/>
-              <w:snapToGrid w:val="0"/>
-              <w:spacing w:line="240" w:lineRule="auto"/>
-              <w:jc w:val="left"/>
-              <w:rPr>
-                <w:rFonts w:ascii="맑은 고딕" w:eastAsia="맑은 고딕"/>
-                <w:b/>
-                <w:spacing w:val="-10"/>
-                <w:sz w:val="22"/>
-                <w:shd w:val="clear" w:color="000000" w:fill="auto"/>
-              </w:rPr>
-            </w:pPr>
-          </w:p>
-        </w:tc>
-      </w:tr>
-      <w:tr>
-        <w:trPr>
-          <w:trHeight w:val="390"/>
-        </w:trPr>
-        <w:tc>
-          <w:tcPr>
-            <w:tcW w:w="9523" w:type="dxa"/>
-            <w:gridSpan w:val="12"/>
-            <w:tcBorders>
-              <w:top w:val="single" w:sz="3" w:space="0" w:color="000000"/>
-              <w:left w:val="single" w:sz="9" w:space="0" w:color="000000"/>
-              <w:bottom w:val="single" w:sz="3" w:space="0" w:color="000000"/>
-              <w:right w:val="single" w:sz="9" w:space="0" w:color="000000"/>
-            </w:tcBorders>
-            <w:vAlign w:val="center"/>
-          </w:tcPr>
-          <w:p>
-            <w:pPr>
-              <w:wordWrap/>
-              <w:snapToGrid w:val="0"/>
-            </w:pPr>
-            <w:r>
-              <w:rPr>
-                <w:rFonts w:ascii="맑은 고딕"/>
-                <w:b/>
-                <w:spacing w:val="-10"/>
-                <w:sz w:val="22"/>
-              </w:rPr>
-              <w:t>■</w:t>
-            </w:r>
-            <w:r>
-              <w:rPr>
-                <w:rFonts w:ascii="맑은 고딕" w:eastAsia="맑은 고딕"/>
-                <w:b/>
-                <w:spacing w:val="-10"/>
-                <w:sz w:val="22"/>
-              </w:rPr>
-              <w:t xml:space="preserve"> 참석자 확인 </w:t>
-            </w:r>
-            <w:r>
-              <w:rPr>
-                <w:rFonts w:ascii="맑은 고딕"/>
-                <w:b/>
-                <w:spacing w:val="-10"/>
-                <w:sz w:val="22"/>
-              </w:rPr>
-              <w:t>※</w:t>
-            </w:r>
-            <w:r>
-              <w:rPr>
-                <w:rFonts w:ascii="맑은 고딕" w:eastAsia="맑은 고딕"/>
-                <w:b/>
-                <w:spacing w:val="-10"/>
-                <w:sz w:val="22"/>
-              </w:rPr>
-              <w:t xml:space="preserve"> TBM에 참여하지 않은 작업자를 확인하여 미팅 참석 유도</w:t>
+            </w:pPr>
+            <w:r>
+              <w:rPr>
+                <w:rFonts w:eastAsia="맑은 고딕" w:hint="eastAsia"/>
+                <w:b/>
+                <w:spacing w:val="-10"/>
+                <w:sz w:val="22"/>
+                <w:shd w:val="clear" w:color="000000" w:fill="auto"/>
+              </w:rPr>
+              <w:t>서</w:t>
+            </w:r>
+            <w:r>
+              <w:rPr>
+                <w:rFonts w:eastAsia="맑은 고딕"/>
+                <w:b/>
+                <w:spacing w:val="-10"/>
+                <w:sz w:val="22"/>
+                <w:shd w:val="clear" w:color="000000" w:fill="auto"/>
+              </w:rPr>
+              <w:t>명</w:t>
             </w:r>
           </w:p>
         </w:tc>
@@ -2644,27 +2662,7 @@
           <w:p>
             <w:pPr>
               <w:pStyle w:val="a3"/>
-              <w:pBdr>
-                <w:top w:val="none" w:sz="2" w:space="1" w:color="000000"/>
-                <w:left w:val="none" w:sz="2" w:space="4" w:color="000000"/>
-                <w:bottom w:val="none" w:sz="2" w:space="1" w:color="000000"/>
-                <w:right w:val="none" w:sz="2" w:space="4" w:color="000000"/>
-              </w:pBdr>
-              <w:wordWrap/>
-              <w:snapToGrid w:val="0"/>
-              <w:spacing w:line="240" w:lineRule="auto"/>
-              <w:jc w:val="center"/>
-            </w:pPr>
-            <w:r>
-              <w:rPr>
-                <w:rFonts w:eastAsia="맑은 고딕"/>
-                <w:b/>
-                <w:spacing w:val="-10"/>
-                <w:sz w:val="22"/>
-                <w:shd w:val="clear" w:color="000000" w:fill="auto"/>
-              </w:rPr>
-              <w:t>이름</w:t>
-            </w:r>
+            </w:pPr>
           </w:p>
         </w:tc>
         <w:tc>
@@ -2682,27 +2680,7 @@
           <w:p>
             <w:pPr>
               <w:pStyle w:val="a3"/>
-              <w:pBdr>
-                <w:top w:val="none" w:sz="2" w:space="1" w:color="000000"/>
-                <w:left w:val="none" w:sz="2" w:space="4" w:color="000000"/>
-                <w:bottom w:val="none" w:sz="2" w:space="1" w:color="000000"/>
-                <w:right w:val="none" w:sz="2" w:space="4" w:color="000000"/>
-              </w:pBdr>
-              <w:wordWrap/>
-              <w:snapToGrid w:val="0"/>
-              <w:spacing w:line="240" w:lineRule="auto"/>
-              <w:jc w:val="center"/>
-            </w:pPr>
-            <w:r>
-              <w:rPr>
-                <w:rFonts w:eastAsia="맑은 고딕"/>
-                <w:b/>
-                <w:spacing w:val="-10"/>
-                <w:sz w:val="22"/>
-                <w:shd w:val="clear" w:color="000000" w:fill="auto"/>
-              </w:rPr>
-              <w:t>성명</w:t>
-            </w:r>
+            </w:pPr>
           </w:p>
         </w:tc>
         <w:tc>
@@ -2720,27 +2698,24 @@
           <w:p>
             <w:pPr>
               <w:pStyle w:val="a3"/>
-              <w:pBdr>
-                <w:top w:val="none" w:sz="2" w:space="1" w:color="000000"/>
-                <w:left w:val="none" w:sz="2" w:space="4" w:color="000000"/>
-                <w:bottom w:val="none" w:sz="2" w:space="1" w:color="000000"/>
-                <w:right w:val="none" w:sz="2" w:space="4" w:color="000000"/>
-              </w:pBdr>
-              <w:wordWrap/>
-              <w:snapToGrid w:val="0"/>
-              <w:spacing w:line="240" w:lineRule="auto"/>
-              <w:jc w:val="center"/>
-            </w:pPr>
-            <w:r>
-              <w:rPr>
-                <w:rFonts w:eastAsia="맑은 고딕"/>
-                <w:b/>
-                <w:spacing w:val="-10"/>
-                <w:sz w:val="22"/>
-                <w:shd w:val="clear" w:color="000000" w:fill="auto"/>
-              </w:rPr>
-              <w:t>이름</w:t>
-            </w:r>
+            </w:pPr>
+          </w:p>
+        </w:tc>
+        <w:tc>
+          <w:tcPr>
+            <w:tcW w:w="1587" w:type="dxa"/>
+            <w:tcBorders>
+              <w:top w:val="single" w:sz="3" w:space="0" w:color="000000"/>
+              <w:left w:val="single" w:sz="3" w:space="0" w:color="000000"/>
+              <w:bottom w:val="single" w:sz="3" w:space="0" w:color="000000"/>
+              <w:right w:val="double" w:sz="4" w:space="0" w:color="000000"/>
+            </w:tcBorders>
+            <w:vAlign w:val="center"/>
+          </w:tcPr>
+          <w:p>
+            <w:pPr>
+              <w:pStyle w:val="a3"/>
+            </w:pPr>
           </w:p>
         </w:tc>
         <w:tc>
@@ -2749,82 +2724,25 @@
             <w:gridSpan w:val="2"/>
             <w:tcBorders>
               <w:top w:val="single" w:sz="3" w:space="0" w:color="000000"/>
+              <w:left w:val="double" w:sz="4" w:space="0" w:color="000000"/>
+              <w:bottom w:val="single" w:sz="3" w:space="0" w:color="000000"/>
+              <w:right w:val="single" w:sz="3" w:space="0" w:color="000000"/>
+            </w:tcBorders>
+            <w:vAlign w:val="center"/>
+          </w:tcPr>
+          <w:p>
+            <w:pPr>
+              <w:pStyle w:val="a3"/>
+            </w:pPr>
+          </w:p>
+        </w:tc>
+        <w:tc>
+          <w:tcPr>
+            <w:tcW w:w="1589" w:type="dxa"/>
+            <w:tcBorders>
+              <w:top w:val="single" w:sz="3" w:space="0" w:color="000000"/>
               <w:left w:val="single" w:sz="3" w:space="0" w:color="000000"/>
               <w:bottom w:val="single" w:sz="3" w:space="0" w:color="000000"/>
-              <w:right w:val="double" w:sz="4" w:space="0" w:color="000000"/>
-            </w:tcBorders>
-            <w:vAlign w:val="center"/>
-          </w:tcPr>
-          <w:p>
-            <w:pPr>
-              <w:pStyle w:val="a3"/>
-              <w:pBdr>
-                <w:top w:val="none" w:sz="2" w:space="1" w:color="000000"/>
-                <w:left w:val="none" w:sz="2" w:space="4" w:color="000000"/>
-                <w:bottom w:val="none" w:sz="2" w:space="1" w:color="000000"/>
-                <w:right w:val="none" w:sz="2" w:space="4" w:color="000000"/>
-              </w:pBdr>
-              <w:wordWrap/>
-              <w:snapToGrid w:val="0"/>
-              <w:spacing w:line="240" w:lineRule="auto"/>
-              <w:jc w:val="center"/>
-            </w:pPr>
-            <w:r>
-              <w:rPr>
-                <w:rFonts w:eastAsia="맑은 고딕"/>
-                <w:b/>
-                <w:spacing w:val="-10"/>
-                <w:sz w:val="22"/>
-                <w:shd w:val="clear" w:color="000000" w:fill="auto"/>
-              </w:rPr>
-              <w:t>성명</w:t>
-            </w:r>
-          </w:p>
-        </w:tc>
-        <w:tc>
-          <w:tcPr>
-            <w:tcW w:w="1587" w:type="dxa"/>
-            <w:tcBorders>
-              <w:top w:val="single" w:sz="3" w:space="0" w:color="000000"/>
-              <w:left w:val="double" w:sz="4" w:space="0" w:color="000000"/>
-              <w:bottom w:val="single" w:sz="3" w:space="0" w:color="000000"/>
-              <w:right w:val="single" w:sz="3" w:space="0" w:color="000000"/>
-            </w:tcBorders>
-            <w:vAlign w:val="center"/>
-          </w:tcPr>
-          <w:p>
-            <w:pPr>
-              <w:pStyle w:val="a3"/>
-              <w:pBdr>
-                <w:top w:val="none" w:sz="2" w:space="1" w:color="000000"/>
-                <w:left w:val="none" w:sz="2" w:space="4" w:color="000000"/>
-                <w:bottom w:val="none" w:sz="2" w:space="1" w:color="000000"/>
-                <w:right w:val="none" w:sz="2" w:space="4" w:color="000000"/>
-              </w:pBdr>
-              <w:wordWrap/>
-              <w:snapToGrid w:val="0"/>
-              <w:spacing w:line="240" w:lineRule="auto"/>
-              <w:jc w:val="center"/>
-            </w:pPr>
-            <w:r>
-              <w:rPr>
-                <w:rFonts w:eastAsia="맑은 고딕"/>
-                <w:b/>
-                <w:spacing w:val="-10"/>
-                <w:sz w:val="22"/>
-                <w:shd w:val="clear" w:color="000000" w:fill="auto"/>
-              </w:rPr>
-              <w:t>이름</w:t>
-            </w:r>
-          </w:p>
-        </w:tc>
-        <w:tc>
-          <w:tcPr>
-            <w:tcW w:w="1589" w:type="dxa"/>
-            <w:tcBorders>
-              <w:top w:val="single" w:sz="3" w:space="0" w:color="000000"/>
-              <w:left w:val="single" w:sz="3" w:space="0" w:color="000000"/>
-              <w:bottom w:val="single" w:sz="3" w:space="0" w:color="000000"/>
               <w:right w:val="single" w:sz="9" w:space="0" w:color="000000"/>
             </w:tcBorders>
             <w:vAlign w:val="center"/>
@@ -2832,27 +2750,7 @@
           <w:p>
             <w:pPr>
               <w:pStyle w:val="a3"/>
-              <w:pBdr>
-                <w:top w:val="none" w:sz="2" w:space="1" w:color="000000"/>
-                <w:left w:val="none" w:sz="2" w:space="4" w:color="000000"/>
-                <w:bottom w:val="none" w:sz="2" w:space="1" w:color="000000"/>
-                <w:right w:val="none" w:sz="2" w:space="4" w:color="000000"/>
-              </w:pBdr>
-              <w:wordWrap/>
-              <w:snapToGrid w:val="0"/>
-              <w:spacing w:line="240" w:lineRule="auto"/>
-              <w:jc w:val="center"/>
-            </w:pPr>
-            <w:r>
-              <w:rPr>
-                <w:rFonts w:eastAsia="맑은 고딕"/>
-                <w:b/>
-                <w:spacing w:val="-10"/>
-                <w:sz w:val="22"/>
-                <w:shd w:val="clear" w:color="000000" w:fill="auto"/>
-              </w:rPr>
-              <w:t>성명</w:t>
-            </w:r>
+            </w:pPr>
           </w:p>
         </w:tc>
       </w:tr>
@@ -2917,24 +2815,24 @@
         <w:tc>
           <w:tcPr>
             <w:tcW w:w="1587" w:type="dxa"/>
+            <w:tcBorders>
+              <w:top w:val="single" w:sz="3" w:space="0" w:color="000000"/>
+              <w:left w:val="single" w:sz="3" w:space="0" w:color="000000"/>
+              <w:bottom w:val="single" w:sz="3" w:space="0" w:color="000000"/>
+              <w:right w:val="double" w:sz="4" w:space="0" w:color="000000"/>
+            </w:tcBorders>
+            <w:vAlign w:val="center"/>
+          </w:tcPr>
+          <w:p>
+            <w:pPr>
+              <w:pStyle w:val="a3"/>
+            </w:pPr>
+          </w:p>
+        </w:tc>
+        <w:tc>
+          <w:tcPr>
+            <w:tcW w:w="1587" w:type="dxa"/>
             <w:gridSpan w:val="2"/>
-            <w:tcBorders>
-              <w:top w:val="single" w:sz="3" w:space="0" w:color="000000"/>
-              <w:left w:val="single" w:sz="3" w:space="0" w:color="000000"/>
-              <w:bottom w:val="single" w:sz="3" w:space="0" w:color="000000"/>
-              <w:right w:val="double" w:sz="4" w:space="0" w:color="000000"/>
-            </w:tcBorders>
-            <w:vAlign w:val="center"/>
-          </w:tcPr>
-          <w:p>
-            <w:pPr>
-              <w:pStyle w:val="a3"/>
-            </w:pPr>
-          </w:p>
-        </w:tc>
-        <w:tc>
-          <w:tcPr>
-            <w:tcW w:w="1587" w:type="dxa"/>
             <w:tcBorders>
               <w:top w:val="single" w:sz="3" w:space="0" w:color="000000"/>
               <w:left w:val="double" w:sz="4" w:space="0" w:color="000000"/>
@@ -3028,105 +2926,11 @@
         <w:tc>
           <w:tcPr>
             <w:tcW w:w="1587" w:type="dxa"/>
-            <w:gridSpan w:val="2"/>
             <w:tcBorders>
               <w:top w:val="single" w:sz="3" w:space="0" w:color="000000"/>
               <w:left w:val="single" w:sz="3" w:space="0" w:color="000000"/>
               <w:bottom w:val="single" w:sz="3" w:space="0" w:color="000000"/>
               <w:right w:val="double" w:sz="4" w:space="0" w:color="000000"/>
-            </w:tcBorders>
-            <w:vAlign w:val="center"/>
-          </w:tcPr>
-          <w:p>
-            <w:pPr>
-              <w:pStyle w:val="a3"/>
-            </w:pPr>
-          </w:p>
-        </w:tc>
-        <w:tc>
-          <w:tcPr>
-            <w:tcW w:w="1587" w:type="dxa"/>
-            <w:tcBorders>
-              <w:top w:val="single" w:sz="3" w:space="0" w:color="000000"/>
-              <w:left w:val="double" w:sz="4" w:space="0" w:color="000000"/>
-              <w:bottom w:val="single" w:sz="3" w:space="0" w:color="000000"/>
-              <w:right w:val="single" w:sz="3" w:space="0" w:color="000000"/>
-            </w:tcBorders>
-            <w:vAlign w:val="center"/>
-          </w:tcPr>
-          <w:p>
-            <w:pPr>
-              <w:pStyle w:val="a3"/>
-            </w:pPr>
-          </w:p>
-        </w:tc>
-        <w:tc>
-          <w:tcPr>
-            <w:tcW w:w="1589" w:type="dxa"/>
-            <w:tcBorders>
-              <w:top w:val="single" w:sz="3" w:space="0" w:color="000000"/>
-              <w:left w:val="single" w:sz="3" w:space="0" w:color="000000"/>
-              <w:bottom w:val="single" w:sz="3" w:space="0" w:color="000000"/>
-              <w:right w:val="single" w:sz="9" w:space="0" w:color="000000"/>
-            </w:tcBorders>
-            <w:vAlign w:val="center"/>
-          </w:tcPr>
-          <w:p>
-            <w:pPr>
-              <w:pStyle w:val="a3"/>
-            </w:pPr>
-          </w:p>
-        </w:tc>
-      </w:tr>
-      <w:tr>
-        <w:trPr>
-          <w:trHeight w:val="370"/>
-        </w:trPr>
-        <w:tc>
-          <w:tcPr>
-            <w:tcW w:w="1586" w:type="dxa"/>
-            <w:gridSpan w:val="2"/>
-            <w:tcBorders>
-              <w:top w:val="single" w:sz="3" w:space="0" w:color="000000"/>
-              <w:left w:val="single" w:sz="9" w:space="0" w:color="000000"/>
-              <w:bottom w:val="single" w:sz="3" w:space="0" w:color="000000"/>
-              <w:right w:val="single" w:sz="3" w:space="0" w:color="000000"/>
-            </w:tcBorders>
-            <w:vAlign w:val="center"/>
-          </w:tcPr>
-          <w:p>
-            <w:pPr>
-              <w:pStyle w:val="a3"/>
-            </w:pPr>
-          </w:p>
-        </w:tc>
-        <w:tc>
-          <w:tcPr>
-            <w:tcW w:w="1587" w:type="dxa"/>
-            <w:gridSpan w:val="3"/>
-            <w:tcBorders>
-              <w:top w:val="single" w:sz="3" w:space="0" w:color="000000"/>
-              <w:left w:val="single" w:sz="3" w:space="0" w:color="000000"/>
-              <w:bottom w:val="single" w:sz="3" w:space="0" w:color="000000"/>
-              <w:right w:val="double" w:sz="4" w:space="0" w:color="000000"/>
-            </w:tcBorders>
-            <w:vAlign w:val="center"/>
-          </w:tcPr>
-          <w:p>
-            <w:pPr>
-              <w:pStyle w:val="a3"/>
-            </w:pPr>
-          </w:p>
-        </w:tc>
-        <w:tc>
-          <w:tcPr>
-            <w:tcW w:w="1587" w:type="dxa"/>
-            <w:gridSpan w:val="3"/>
-            <w:tcBorders>
-              <w:top w:val="single" w:sz="3" w:space="0" w:color="000000"/>
-              <w:left w:val="double" w:sz="4" w:space="0" w:color="000000"/>
-              <w:bottom w:val="single" w:sz="3" w:space="0" w:color="000000"/>
-              <w:right w:val="single" w:sz="3" w:space="0" w:color="000000"/>
             </w:tcBorders>
             <w:vAlign w:val="center"/>
           </w:tcPr>
@@ -3140,23 +2944,6 @@
           <w:tcPr>
             <w:tcW w:w="1587" w:type="dxa"/>
             <w:gridSpan w:val="2"/>
-            <w:tcBorders>
-              <w:top w:val="single" w:sz="3" w:space="0" w:color="000000"/>
-              <w:left w:val="single" w:sz="3" w:space="0" w:color="000000"/>
-              <w:bottom w:val="single" w:sz="3" w:space="0" w:color="000000"/>
-              <w:right w:val="double" w:sz="4" w:space="0" w:color="000000"/>
-            </w:tcBorders>
-            <w:vAlign w:val="center"/>
-          </w:tcPr>
-          <w:p>
-            <w:pPr>
-              <w:pStyle w:val="a3"/>
-            </w:pPr>
-          </w:p>
-        </w:tc>
-        <w:tc>
-          <w:tcPr>
-            <w:tcW w:w="1587" w:type="dxa"/>
             <w:tcBorders>
               <w:top w:val="single" w:sz="3" w:space="0" w:color="000000"/>
               <w:left w:val="double" w:sz="4" w:space="0" w:color="000000"/>
@@ -3250,24 +3037,24 @@
         <w:tc>
           <w:tcPr>
             <w:tcW w:w="1587" w:type="dxa"/>
+            <w:tcBorders>
+              <w:top w:val="single" w:sz="3" w:space="0" w:color="000000"/>
+              <w:left w:val="single" w:sz="3" w:space="0" w:color="000000"/>
+              <w:bottom w:val="single" w:sz="3" w:space="0" w:color="000000"/>
+              <w:right w:val="double" w:sz="4" w:space="0" w:color="000000"/>
+            </w:tcBorders>
+            <w:vAlign w:val="center"/>
+          </w:tcPr>
+          <w:p>
+            <w:pPr>
+              <w:pStyle w:val="a3"/>
+            </w:pPr>
+          </w:p>
+        </w:tc>
+        <w:tc>
+          <w:tcPr>
+            <w:tcW w:w="1587" w:type="dxa"/>
             <w:gridSpan w:val="2"/>
-            <w:tcBorders>
-              <w:top w:val="single" w:sz="3" w:space="0" w:color="000000"/>
-              <w:left w:val="single" w:sz="3" w:space="0" w:color="000000"/>
-              <w:bottom w:val="single" w:sz="3" w:space="0" w:color="000000"/>
-              <w:right w:val="double" w:sz="4" w:space="0" w:color="000000"/>
-            </w:tcBorders>
-            <w:vAlign w:val="center"/>
-          </w:tcPr>
-          <w:p>
-            <w:pPr>
-              <w:pStyle w:val="a3"/>
-            </w:pPr>
-          </w:p>
-        </w:tc>
-        <w:tc>
-          <w:tcPr>
-            <w:tcW w:w="1587" w:type="dxa"/>
             <w:tcBorders>
               <w:top w:val="single" w:sz="3" w:space="0" w:color="000000"/>
               <w:left w:val="double" w:sz="4" w:space="0" w:color="000000"/>

--- a/tbm_template.docx
+++ b/tbm_template.docx
@@ -8,9 +8,6 @@
         <w:snapToGrid w:val="0"/>
         <w:spacing w:before="116" w:line="544" w:lineRule="exact"/>
         <w:jc w:val="center"/>
-        <w:rPr>
-          <w:rFonts w:hint="eastAsia"/>
-        </w:rPr>
       </w:pPr>
       <w:r>
         <w:rPr>
@@ -253,9 +250,6 @@
               <w:snapToGrid w:val="0"/>
               <w:spacing w:line="240" w:lineRule="auto"/>
               <w:jc w:val="left"/>
-              <w:rPr>
-                <w:rFonts w:hint="eastAsia"/>
-              </w:rPr>
             </w:pPr>
             <w:r>
               <w:rPr>
@@ -304,8 +298,6 @@
               </w:rPr>
               <w:t xml:space="preserve"> </w:t>
             </w:r>
-            <w:bookmarkStart w:id="0" w:name="_GoBack"/>
-            <w:bookmarkEnd w:id="0"/>
           </w:p>
         </w:tc>
       </w:tr>
@@ -377,7 +369,6 @@
               <w:jc w:val="left"/>
               <w:rPr>
                 <w:rFonts w:ascii="맑은 고딕" w:eastAsia="맑은 고딕"/>
-                <w:b/>
                 <w:spacing w:val="-10"/>
                 <w:sz w:val="22"/>
                 <w:shd w:val="clear" w:color="000000" w:fill="auto"/>
@@ -386,7 +377,6 @@
             <w:r>
               <w:rPr>
                 <w:rFonts w:ascii="맑은 고딕" w:eastAsia="맑은 고딕" w:hint="eastAsia"/>
-                <w:b/>
                 <w:spacing w:val="-10"/>
                 <w:sz w:val="22"/>
                 <w:shd w:val="clear" w:color="000000" w:fill="auto"/>
@@ -396,7 +386,6 @@
             <w:r>
               <w:rPr>
                 <w:rFonts w:ascii="맑은 고딕" w:eastAsia="맑은 고딕"/>
-                <w:b/>
                 <w:spacing w:val="-10"/>
                 <w:sz w:val="22"/>
                 <w:shd w:val="clear" w:color="000000" w:fill="auto"/>
@@ -407,7 +396,6 @@
             <w:r>
               <w:rPr>
                 <w:rFonts w:ascii="맑은 고딕" w:eastAsia="맑은 고딕"/>
-                <w:b/>
                 <w:spacing w:val="-10"/>
                 <w:sz w:val="22"/>
                 <w:shd w:val="clear" w:color="000000" w:fill="auto"/>
@@ -418,7 +406,6 @@
             <w:r>
               <w:rPr>
                 <w:rFonts w:ascii="맑은 고딕" w:eastAsia="맑은 고딕"/>
-                <w:b/>
                 <w:spacing w:val="-10"/>
                 <w:sz w:val="22"/>
                 <w:shd w:val="clear" w:color="000000" w:fill="auto"/>
@@ -496,16 +483,14 @@
               <w:jc w:val="left"/>
               <w:rPr>
                 <w:rFonts w:ascii="맑은 고딕" w:eastAsia="맑은 고딕"/>
-                <w:b/>
-                <w:spacing w:val="-10"/>
-                <w:sz w:val="22"/>
-                <w:shd w:val="clear" w:color="000000" w:fill="auto"/>
-              </w:rPr>
-            </w:pPr>
-            <w:r>
-              <w:rPr>
-                <w:rFonts w:ascii="맑은 고딕" w:eastAsia="맑은 고딕"/>
-                <w:b/>
+                <w:spacing w:val="-10"/>
+                <w:sz w:val="22"/>
+                <w:shd w:val="clear" w:color="000000" w:fill="auto"/>
+              </w:rPr>
+            </w:pPr>
+            <w:r>
+              <w:rPr>
+                <w:rFonts w:ascii="맑은 고딕" w:eastAsia="맑은 고딕"/>
                 <w:spacing w:val="-10"/>
                 <w:sz w:val="22"/>
                 <w:shd w:val="clear" w:color="000000" w:fill="auto"/>
@@ -516,7 +501,6 @@
             <w:r>
               <w:rPr>
                 <w:rFonts w:ascii="맑은 고딕" w:eastAsia="맑은 고딕"/>
-                <w:b/>
                 <w:spacing w:val="-10"/>
                 <w:sz w:val="22"/>
                 <w:shd w:val="clear" w:color="000000" w:fill="auto"/>
@@ -527,7 +511,6 @@
             <w:r>
               <w:rPr>
                 <w:rFonts w:ascii="맑은 고딕" w:eastAsia="맑은 고딕"/>
-                <w:b/>
                 <w:spacing w:val="-10"/>
                 <w:sz w:val="22"/>
                 <w:shd w:val="clear" w:color="000000" w:fill="auto"/>
@@ -566,6 +549,7 @@
               <w:spacing w:line="240" w:lineRule="auto"/>
               <w:jc w:val="center"/>
             </w:pPr>
+            <w:bookmarkStart w:id="0" w:name="_GoBack" w:colFirst="1" w:colLast="1"/>
             <w:r>
               <w:rPr>
                 <w:rFonts w:ascii="맑은 고딕" w:eastAsia="맑은 고딕"/>
@@ -605,7 +589,6 @@
               <w:jc w:val="left"/>
               <w:rPr>
                 <w:rFonts w:ascii="맑은 고딕" w:eastAsia="맑은 고딕"/>
-                <w:b/>
                 <w:spacing w:val="-10"/>
                 <w:sz w:val="22"/>
                 <w:shd w:val="clear" w:color="000000" w:fill="auto"/>
@@ -614,7 +597,6 @@
             <w:r>
               <w:rPr>
                 <w:rFonts w:ascii="맑은 고딕" w:eastAsia="맑은 고딕" w:hint="eastAsia"/>
-                <w:b/>
                 <w:spacing w:val="-10"/>
                 <w:sz w:val="22"/>
                 <w:shd w:val="clear" w:color="000000" w:fill="auto"/>
@@ -624,7 +606,6 @@
             <w:r>
               <w:rPr>
                 <w:rFonts w:ascii="맑은 고딕" w:eastAsia="맑은 고딕"/>
-                <w:b/>
                 <w:spacing w:val="-10"/>
                 <w:sz w:val="22"/>
                 <w:shd w:val="clear" w:color="000000" w:fill="auto"/>
@@ -635,7 +616,6 @@
             <w:r>
               <w:rPr>
                 <w:rFonts w:ascii="맑은 고딕" w:eastAsia="맑은 고딕"/>
-                <w:b/>
                 <w:spacing w:val="-10"/>
                 <w:sz w:val="22"/>
                 <w:shd w:val="clear" w:color="000000" w:fill="auto"/>
@@ -646,7 +626,6 @@
             <w:r>
               <w:rPr>
                 <w:rFonts w:ascii="맑은 고딕" w:eastAsia="맑은 고딕"/>
-                <w:b/>
                 <w:spacing w:val="-10"/>
                 <w:sz w:val="22"/>
                 <w:shd w:val="clear" w:color="000000" w:fill="auto"/>
@@ -778,6 +757,7 @@
           </w:p>
         </w:tc>
       </w:tr>
+      <w:bookmarkEnd w:id="0"/>
       <w:tr>
         <w:trPr>
           <w:trHeight w:val="390"/>
@@ -1299,7 +1279,7 @@
               <w:wordWrap/>
               <w:snapToGrid w:val="0"/>
               <w:rPr>
-                <w:rFonts w:eastAsiaTheme="minorEastAsia" w:hint="eastAsia"/>
+                <w:rFonts w:eastAsiaTheme="minorEastAsia"/>
               </w:rPr>
             </w:pPr>
           </w:p>
@@ -1381,7 +1361,7 @@
               <w:spacing w:line="240" w:lineRule="auto"/>
               <w:jc w:val="left"/>
               <w:rPr>
-                <w:rFonts w:ascii="맑은 고딕" w:eastAsia="맑은 고딕" w:hint="eastAsia"/>
+                <w:rFonts w:ascii="맑은 고딕" w:eastAsia="맑은 고딕"/>
                 <w:b/>
                 <w:spacing w:val="-10"/>
                 <w:sz w:val="22"/>
@@ -1440,9 +1420,6 @@
             <w:pPr>
               <w:wordWrap/>
               <w:snapToGrid w:val="0"/>
-              <w:rPr>
-                <w:rFonts w:hint="eastAsia"/>
-              </w:rPr>
             </w:pPr>
             <w:r>
               <w:rPr>

--- a/tbm_template.docx
+++ b/tbm_template.docx
@@ -176,8 +176,7 @@
         <w:gridCol w:w="208"/>
         <w:gridCol w:w="1002"/>
         <w:gridCol w:w="377"/>
-        <w:gridCol w:w="682"/>
-        <w:gridCol w:w="339"/>
+        <w:gridCol w:w="1021"/>
         <w:gridCol w:w="566"/>
         <w:gridCol w:w="1587"/>
         <w:gridCol w:w="883"/>
@@ -228,7 +227,7 @@
         <w:tc>
           <w:tcPr>
             <w:tcW w:w="8126" w:type="dxa"/>
-            <w:gridSpan w:val="11"/>
+            <w:gridSpan w:val="10"/>
             <w:tcBorders>
               <w:top w:val="single" w:sz="9" w:space="0" w:color="000000"/>
               <w:left w:val="single" w:sz="3" w:space="0" w:color="000000"/>
@@ -345,7 +344,7 @@
         <w:tc>
           <w:tcPr>
             <w:tcW w:w="8126" w:type="dxa"/>
-            <w:gridSpan w:val="11"/>
+            <w:gridSpan w:val="10"/>
             <w:tcBorders>
               <w:top w:val="single" w:sz="3" w:space="0" w:color="000000"/>
               <w:left w:val="single" w:sz="3" w:space="0" w:color="000000"/>
@@ -459,7 +458,7 @@
         <w:tc>
           <w:tcPr>
             <w:tcW w:w="8126" w:type="dxa"/>
-            <w:gridSpan w:val="11"/>
+            <w:gridSpan w:val="10"/>
             <w:tcBorders>
               <w:top w:val="single" w:sz="3" w:space="0" w:color="000000"/>
               <w:left w:val="single" w:sz="3" w:space="0" w:color="000000"/>
@@ -549,7 +548,6 @@
               <w:spacing w:line="240" w:lineRule="auto"/>
               <w:jc w:val="center"/>
             </w:pPr>
-            <w:bookmarkStart w:id="0" w:name="_GoBack" w:colFirst="1" w:colLast="1"/>
             <w:r>
               <w:rPr>
                 <w:rFonts w:ascii="맑은 고딕" w:eastAsia="맑은 고딕"/>
@@ -565,7 +563,7 @@
         <w:tc>
           <w:tcPr>
             <w:tcW w:w="2797" w:type="dxa"/>
-            <w:gridSpan w:val="6"/>
+            <w:gridSpan w:val="5"/>
             <w:tcBorders>
               <w:top w:val="single" w:sz="3" w:space="0" w:color="000000"/>
               <w:left w:val="single" w:sz="3" w:space="0" w:color="000000"/>
@@ -757,7 +755,6 @@
           </w:p>
         </w:tc>
       </w:tr>
-      <w:bookmarkEnd w:id="0"/>
       <w:tr>
         <w:trPr>
           <w:trHeight w:val="390"/>
@@ -765,7 +762,7 @@
         <w:tc>
           <w:tcPr>
             <w:tcW w:w="4194" w:type="dxa"/>
-            <w:gridSpan w:val="7"/>
+            <w:gridSpan w:val="6"/>
             <w:tcBorders>
               <w:top w:val="single" w:sz="3" w:space="0" w:color="000000"/>
               <w:left w:val="single" w:sz="9" w:space="0" w:color="000000"/>
@@ -882,7 +879,7 @@
         <w:tc>
           <w:tcPr>
             <w:tcW w:w="4194" w:type="dxa"/>
-            <w:gridSpan w:val="7"/>
+            <w:gridSpan w:val="6"/>
             <w:tcBorders>
               <w:top w:val="single" w:sz="3" w:space="0" w:color="000000"/>
               <w:left w:val="single" w:sz="9" w:space="0" w:color="000000"/>
@@ -985,7 +982,7 @@
         <w:tc>
           <w:tcPr>
             <w:tcW w:w="4194" w:type="dxa"/>
-            <w:gridSpan w:val="7"/>
+            <w:gridSpan w:val="6"/>
             <w:tcBorders>
               <w:top w:val="single" w:sz="3" w:space="0" w:color="000000"/>
               <w:left w:val="single" w:sz="9" w:space="0" w:color="000000"/>
@@ -1088,7 +1085,7 @@
         <w:tc>
           <w:tcPr>
             <w:tcW w:w="4194" w:type="dxa"/>
-            <w:gridSpan w:val="7"/>
+            <w:gridSpan w:val="6"/>
             <w:tcBorders>
               <w:top w:val="single" w:sz="3" w:space="0" w:color="000000"/>
               <w:left w:val="single" w:sz="9" w:space="0" w:color="000000"/>
@@ -1265,7 +1262,7 @@
         <w:tc>
           <w:tcPr>
             <w:tcW w:w="6727" w:type="dxa"/>
-            <w:gridSpan w:val="8"/>
+            <w:gridSpan w:val="7"/>
             <w:tcBorders>
               <w:top w:val="single" w:sz="3" w:space="0" w:color="000000"/>
               <w:left w:val="single" w:sz="3" w:space="0" w:color="000000"/>
@@ -1338,7 +1335,7 @@
         <w:tc>
           <w:tcPr>
             <w:tcW w:w="6727" w:type="dxa"/>
-            <w:gridSpan w:val="8"/>
+            <w:gridSpan w:val="7"/>
             <w:tcBorders>
               <w:top w:val="single" w:sz="3" w:space="0" w:color="000000"/>
               <w:left w:val="single" w:sz="3" w:space="0" w:color="000000"/>
@@ -1407,7 +1404,7 @@
         <w:tc>
           <w:tcPr>
             <w:tcW w:w="6727" w:type="dxa"/>
-            <w:gridSpan w:val="8"/>
+            <w:gridSpan w:val="7"/>
             <w:tcBorders>
               <w:top w:val="single" w:sz="3" w:space="0" w:color="000000"/>
               <w:left w:val="single" w:sz="3" w:space="0" w:color="000000"/>
@@ -1591,6 +1588,96 @@
               </w:rPr>
               <w:t xml:space="preserve"> }}</w:t>
             </w:r>
+          </w:p>
+        </w:tc>
+      </w:tr>
+      <w:tr>
+        <w:trPr>
+          <w:trHeight w:val="342"/>
+        </w:trPr>
+        <w:tc>
+          <w:tcPr>
+            <w:tcW w:w="9523" w:type="dxa"/>
+            <w:gridSpan w:val="11"/>
+            <w:tcBorders>
+              <w:top w:val="single" w:sz="3" w:space="0" w:color="000000"/>
+              <w:left w:val="single" w:sz="9" w:space="0" w:color="000000"/>
+              <w:right w:val="single" w:sz="9" w:space="0" w:color="000000"/>
+            </w:tcBorders>
+            <w:vAlign w:val="center"/>
+          </w:tcPr>
+          <w:p>
+            <w:pPr>
+              <w:snapToGrid w:val="0"/>
+            </w:pPr>
+            <w:r>
+              <w:rPr>
+                <w:rFonts w:ascii="맑은 고딕"/>
+                <w:b/>
+                <w:spacing w:val="-10"/>
+                <w:sz w:val="22"/>
+              </w:rPr>
+              <w:t>■</w:t>
+            </w:r>
+            <w:r>
+              <w:rPr>
+                <w:rFonts w:ascii="맑은 고딕" w:eastAsia="맑은 고딕"/>
+                <w:b/>
+                <w:spacing w:val="-10"/>
+                <w:sz w:val="22"/>
+              </w:rPr>
+              <w:t xml:space="preserve"> 작업 전 </w:t>
+            </w:r>
+            <w:r>
+              <w:rPr>
+                <w:rFonts w:ascii="맑은 고딕" w:eastAsia="맑은 고딕" w:hint="eastAsia"/>
+                <w:b/>
+                <w:spacing w:val="-10"/>
+                <w:sz w:val="22"/>
+              </w:rPr>
+              <w:t xml:space="preserve">안전조치 확인 및 </w:t>
+            </w:r>
+            <w:r>
+              <w:rPr>
+                <w:rFonts w:ascii="맑은 고딕" w:eastAsia="맑은 고딕"/>
+                <w:b/>
+                <w:spacing w:val="-10"/>
+                <w:sz w:val="22"/>
+              </w:rPr>
+              <w:t>일일 안전점검 시행 결과</w:t>
+            </w:r>
+            <w:bookmarkStart w:id="0" w:name="_GoBack"/>
+            <w:bookmarkEnd w:id="0"/>
+          </w:p>
+        </w:tc>
+      </w:tr>
+      <w:tr>
+        <w:trPr>
+          <w:trHeight w:val="893"/>
+        </w:trPr>
+        <w:tc>
+          <w:tcPr>
+            <w:tcW w:w="9523" w:type="dxa"/>
+            <w:gridSpan w:val="11"/>
+            <w:tcBorders>
+              <w:top w:val="single" w:sz="3" w:space="0" w:color="000000"/>
+              <w:left w:val="single" w:sz="9" w:space="0" w:color="000000"/>
+              <w:bottom w:val="single" w:sz="3" w:space="0" w:color="000000"/>
+              <w:right w:val="single" w:sz="9" w:space="0" w:color="000000"/>
+            </w:tcBorders>
+            <w:vAlign w:val="center"/>
+          </w:tcPr>
+          <w:p>
+            <w:pPr>
+              <w:wordWrap/>
+              <w:snapToGrid w:val="0"/>
+              <w:rPr>
+                <w:rFonts w:ascii="맑은 고딕" w:eastAsia="맑은 고딕"/>
+                <w:b/>
+                <w:spacing w:val="-10"/>
+                <w:sz w:val="22"/>
+              </w:rPr>
+            </w:pPr>
           </w:p>
         </w:tc>
       </w:tr>
@@ -1601,7 +1688,7 @@
         <w:tc>
           <w:tcPr>
             <w:tcW w:w="9523" w:type="dxa"/>
-            <w:gridSpan w:val="12"/>
+            <w:gridSpan w:val="11"/>
             <w:tcBorders>
               <w:top w:val="single" w:sz="3" w:space="0" w:color="000000"/>
               <w:left w:val="single" w:sz="9" w:space="0" w:color="000000"/>
@@ -1631,26 +1718,48 @@
                 <w:spacing w:val="-10"/>
                 <w:sz w:val="22"/>
               </w:rPr>
-              <w:t xml:space="preserve"> 작업 전 안전조치 확인 </w:t>
-            </w:r>
-            <w:r>
-              <w:rPr>
-                <w:rFonts w:ascii="맑은 고딕"/>
-                <w:b/>
-                <w:spacing w:val="-10"/>
-                <w:sz w:val="22"/>
-              </w:rPr>
-              <w:t>※</w:t>
-            </w:r>
-            <w:r>
-              <w:rPr>
-                <w:rFonts w:ascii="맑은 고딕" w:eastAsia="맑은 고딕"/>
-                <w:b/>
-                <w:spacing w:val="-10"/>
-                <w:sz w:val="22"/>
-              </w:rPr>
-              <w:t xml:space="preserve"> 위 잠재위험요인(중점위험 포함) 안전조치 여부 재확인</w:t>
-            </w:r>
+              <w:t xml:space="preserve"> 작업 후 종료 미팅(중점대책의 실효성)</w:t>
+            </w:r>
+          </w:p>
+        </w:tc>
+      </w:tr>
+      <w:tr>
+        <w:trPr>
+          <w:trHeight w:val="961"/>
+        </w:trPr>
+        <w:tc>
+          <w:tcPr>
+            <w:tcW w:w="9523" w:type="dxa"/>
+            <w:gridSpan w:val="11"/>
+            <w:tcBorders>
+              <w:top w:val="single" w:sz="3" w:space="0" w:color="000000"/>
+              <w:left w:val="single" w:sz="9" w:space="0" w:color="000000"/>
+              <w:bottom w:val="single" w:sz="3" w:space="0" w:color="000000"/>
+              <w:right w:val="single" w:sz="9" w:space="0" w:color="000000"/>
+            </w:tcBorders>
+            <w:vAlign w:val="center"/>
+          </w:tcPr>
+          <w:p>
+            <w:pPr>
+              <w:pStyle w:val="a3"/>
+              <w:pBdr>
+                <w:top w:val="none" w:sz="2" w:space="1" w:color="000000"/>
+                <w:left w:val="none" w:sz="2" w:space="4" w:color="000000"/>
+                <w:bottom w:val="none" w:sz="2" w:space="1" w:color="000000"/>
+                <w:right w:val="none" w:sz="2" w:space="4" w:color="000000"/>
+              </w:pBdr>
+              <w:wordWrap/>
+              <w:snapToGrid w:val="0"/>
+              <w:spacing w:line="240" w:lineRule="auto"/>
+              <w:jc w:val="left"/>
+              <w:rPr>
+                <w:rFonts w:ascii="맑은 고딕" w:eastAsia="맑은 고딕"/>
+                <w:b/>
+                <w:spacing w:val="-10"/>
+                <w:sz w:val="22"/>
+                <w:shd w:val="clear" w:color="000000" w:fill="auto"/>
+              </w:rPr>
+            </w:pPr>
           </w:p>
         </w:tc>
       </w:tr>
@@ -1660,13 +1769,13 @@
         </w:trPr>
         <w:tc>
           <w:tcPr>
-            <w:tcW w:w="3855" w:type="dxa"/>
-            <w:gridSpan w:val="6"/>
+            <w:tcW w:w="9523" w:type="dxa"/>
+            <w:gridSpan w:val="11"/>
             <w:tcBorders>
               <w:top w:val="single" w:sz="3" w:space="0" w:color="000000"/>
               <w:left w:val="single" w:sz="9" w:space="0" w:color="000000"/>
               <w:bottom w:val="single" w:sz="3" w:space="0" w:color="000000"/>
-              <w:right w:val="single" w:sz="3" w:space="0" w:color="000000"/>
+              <w:right w:val="single" w:sz="9" w:space="0" w:color="000000"/>
             </w:tcBorders>
             <w:vAlign w:val="center"/>
           </w:tcPr>
@@ -1674,101 +1783,54 @@
             <w:pPr>
               <w:wordWrap/>
               <w:snapToGrid w:val="0"/>
-              <w:jc w:val="center"/>
-            </w:pPr>
-            <w:r>
-              <w:rPr>
-                <w:rFonts w:ascii="맑은 고딕" w:eastAsia="맑은 고딕"/>
-                <w:spacing w:val="-10"/>
-                <w:sz w:val="22"/>
-              </w:rPr>
-              <w:t xml:space="preserve">잠재위험요소(중점위험 포함) </w:t>
-            </w:r>
-          </w:p>
-        </w:tc>
-        <w:tc>
-          <w:tcPr>
-            <w:tcW w:w="3375" w:type="dxa"/>
-            <w:gridSpan w:val="4"/>
-            <w:tcBorders>
-              <w:top w:val="single" w:sz="3" w:space="0" w:color="000000"/>
-              <w:left w:val="single" w:sz="3" w:space="0" w:color="000000"/>
-              <w:bottom w:val="single" w:sz="3" w:space="0" w:color="000000"/>
-              <w:right w:val="single" w:sz="3" w:space="0" w:color="000000"/>
-            </w:tcBorders>
-            <w:vAlign w:val="center"/>
-          </w:tcPr>
-          <w:p>
-            <w:pPr>
-              <w:wordWrap/>
-              <w:snapToGrid w:val="0"/>
-              <w:jc w:val="center"/>
-            </w:pPr>
-            <w:r>
-              <w:rPr>
-                <w:rFonts w:ascii="맑은 고딕" w:eastAsia="맑은 고딕"/>
-                <w:spacing w:val="-10"/>
-                <w:sz w:val="22"/>
-              </w:rPr>
-              <w:t xml:space="preserve">조 치 여 부 </w:t>
-            </w:r>
-          </w:p>
-        </w:tc>
-        <w:tc>
-          <w:tcPr>
-            <w:tcW w:w="2293" w:type="dxa"/>
-            <w:gridSpan w:val="2"/>
-            <w:tcBorders>
-              <w:top w:val="single" w:sz="3" w:space="0" w:color="000000"/>
-              <w:left w:val="single" w:sz="3" w:space="0" w:color="000000"/>
-              <w:bottom w:val="single" w:sz="3" w:space="0" w:color="000000"/>
-              <w:right w:val="single" w:sz="9" w:space="0" w:color="000000"/>
-            </w:tcBorders>
-            <w:vAlign w:val="center"/>
-          </w:tcPr>
-          <w:p>
-            <w:pPr>
-              <w:wordWrap/>
-              <w:snapToGrid w:val="0"/>
-              <w:jc w:val="center"/>
-            </w:pPr>
-            <w:r>
-              <w:rPr>
-                <w:rFonts w:ascii="맑은 고딕" w:eastAsia="맑은 고딕"/>
-                <w:spacing w:val="-10"/>
-                <w:sz w:val="22"/>
-              </w:rPr>
-              <w:t>‘</w:t>
-            </w:r>
-            <w:proofErr w:type="spellStart"/>
-            <w:r>
-              <w:rPr>
-                <w:rFonts w:ascii="맑은 고딕" w:eastAsia="맑은 고딕"/>
-                <w:spacing w:val="-10"/>
-                <w:sz w:val="22"/>
-              </w:rPr>
-              <w:t>아니오</w:t>
-            </w:r>
-            <w:proofErr w:type="spellEnd"/>
-            <w:r>
-              <w:rPr>
-                <w:rFonts w:ascii="맑은 고딕" w:eastAsia="맑은 고딕"/>
-                <w:spacing w:val="-10"/>
-                <w:sz w:val="22"/>
-              </w:rPr>
-              <w:t>’인 경우 조치 내용</w:t>
+            </w:pPr>
+            <w:r>
+              <w:rPr>
+                <w:rFonts w:ascii="맑은 고딕"/>
+                <w:b/>
+                <w:spacing w:val="-10"/>
+                <w:sz w:val="22"/>
+              </w:rPr>
+              <w:t>■</w:t>
+            </w:r>
+            <w:r>
+              <w:rPr>
+                <w:rFonts w:ascii="맑은 고딕" w:eastAsia="맑은 고딕"/>
+                <w:b/>
+                <w:spacing w:val="-10"/>
+                <w:sz w:val="22"/>
+              </w:rPr>
+              <w:t xml:space="preserve"> 참석자 확인 </w:t>
+            </w:r>
+            <w:r>
+              <w:rPr>
+                <w:rFonts w:ascii="맑은 고딕"/>
+                <w:b/>
+                <w:spacing w:val="-10"/>
+                <w:sz w:val="22"/>
+              </w:rPr>
+              <w:t>※</w:t>
+            </w:r>
+            <w:r>
+              <w:rPr>
+                <w:rFonts w:ascii="맑은 고딕" w:eastAsia="맑은 고딕"/>
+                <w:b/>
+                <w:spacing w:val="-10"/>
+                <w:sz w:val="22"/>
+              </w:rPr>
+              <w:t xml:space="preserve"> TBM에 참여하지 않은 작업자를 확인하여 미팅 참석 유도</w:t>
             </w:r>
           </w:p>
         </w:tc>
       </w:tr>
       <w:tr>
         <w:trPr>
-          <w:trHeight w:val="390"/>
+          <w:trHeight w:val="370"/>
         </w:trPr>
         <w:tc>
           <w:tcPr>
-            <w:tcW w:w="3855" w:type="dxa"/>
-            <w:gridSpan w:val="6"/>
+            <w:tcW w:w="1586" w:type="dxa"/>
+            <w:gridSpan w:val="2"/>
             <w:tcBorders>
               <w:top w:val="single" w:sz="3" w:space="0" w:color="000000"/>
               <w:left w:val="single" w:sz="9" w:space="0" w:color="000000"/>
@@ -1790,79 +1852,28 @@
               <w:snapToGrid w:val="0"/>
               <w:spacing w:line="240" w:lineRule="auto"/>
               <w:jc w:val="center"/>
-              <w:rPr>
-                <w:rFonts w:ascii="맑은 고딕" w:eastAsia="맑은 고딕"/>
-                <w:spacing w:val="-10"/>
-                <w:sz w:val="22"/>
-                <w:shd w:val="clear" w:color="000000" w:fill="auto"/>
-              </w:rPr>
-            </w:pPr>
-            <w:r>
-              <w:rPr>
-                <w:rFonts w:ascii="맑은 고딕" w:eastAsia="맑은 고딕"/>
-                <w:spacing w:val="-10"/>
-                <w:sz w:val="22"/>
-                <w:shd w:val="clear" w:color="000000" w:fill="auto"/>
-              </w:rPr>
-              <w:t>{{main_hazard_1}}</w:t>
-            </w:r>
-          </w:p>
-        </w:tc>
-        <w:tc>
-          <w:tcPr>
-            <w:tcW w:w="3375" w:type="dxa"/>
-            <w:gridSpan w:val="4"/>
+            </w:pPr>
+            <w:r>
+              <w:rPr>
+                <w:rFonts w:eastAsia="맑은 고딕"/>
+                <w:b/>
+                <w:spacing w:val="-10"/>
+                <w:sz w:val="22"/>
+                <w:shd w:val="clear" w:color="000000" w:fill="auto"/>
+              </w:rPr>
+              <w:t>이름</w:t>
+            </w:r>
+          </w:p>
+        </w:tc>
+        <w:tc>
+          <w:tcPr>
+            <w:tcW w:w="1587" w:type="dxa"/>
+            <w:gridSpan w:val="3"/>
             <w:tcBorders>
               <w:top w:val="single" w:sz="3" w:space="0" w:color="000000"/>
               <w:left w:val="single" w:sz="3" w:space="0" w:color="000000"/>
               <w:bottom w:val="single" w:sz="3" w:space="0" w:color="000000"/>
-              <w:right w:val="single" w:sz="3" w:space="0" w:color="000000"/>
-            </w:tcBorders>
-            <w:vAlign w:val="center"/>
-          </w:tcPr>
-          <w:p>
-            <w:pPr>
-              <w:wordWrap/>
-              <w:snapToGrid w:val="0"/>
-              <w:jc w:val="center"/>
-            </w:pPr>
-            <w:r>
-              <w:rPr>
-                <w:rFonts w:ascii="맑은 고딕" w:eastAsia="맑은 고딕"/>
-                <w:spacing w:val="-10"/>
-                <w:sz w:val="22"/>
-              </w:rPr>
-              <w:t xml:space="preserve">예□, </w:t>
-            </w:r>
-            <w:proofErr w:type="spellStart"/>
-            <w:r>
-              <w:rPr>
-                <w:rFonts w:ascii="맑은 고딕" w:eastAsia="맑은 고딕"/>
-                <w:spacing w:val="-10"/>
-                <w:sz w:val="22"/>
-              </w:rPr>
-              <w:t>아니오</w:t>
-            </w:r>
-            <w:proofErr w:type="spellEnd"/>
-            <w:r>
-              <w:rPr>
-                <w:rFonts w:ascii="맑은 고딕"/>
-                <w:spacing w:val="-10"/>
-                <w:sz w:val="22"/>
-              </w:rPr>
-              <w:t>□</w:t>
-            </w:r>
-          </w:p>
-        </w:tc>
-        <w:tc>
-          <w:tcPr>
-            <w:tcW w:w="2293" w:type="dxa"/>
-            <w:gridSpan w:val="2"/>
-            <w:tcBorders>
-              <w:top w:val="single" w:sz="3" w:space="0" w:color="000000"/>
-              <w:left w:val="single" w:sz="3" w:space="0" w:color="000000"/>
-              <w:bottom w:val="single" w:sz="3" w:space="0" w:color="000000"/>
-              <w:right w:val="single" w:sz="9" w:space="0" w:color="000000"/>
+              <w:right w:val="double" w:sz="4" w:space="0" w:color="000000"/>
             </w:tcBorders>
             <w:vAlign w:val="center"/>
           </w:tcPr>
@@ -1879,27 +1890,36 @@
               <w:snapToGrid w:val="0"/>
               <w:spacing w:line="240" w:lineRule="auto"/>
               <w:jc w:val="center"/>
-              <w:rPr>
-                <w:rFonts w:ascii="맑은 고딕" w:eastAsia="맑은 고딕"/>
-                <w:spacing w:val="-10"/>
-                <w:sz w:val="22"/>
-                <w:shd w:val="clear" w:color="000000" w:fill="auto"/>
-              </w:rPr>
-            </w:pPr>
-          </w:p>
-        </w:tc>
-      </w:tr>
-      <w:tr>
-        <w:trPr>
-          <w:trHeight w:val="390"/>
-        </w:trPr>
-        <w:tc>
-          <w:tcPr>
-            <w:tcW w:w="3855" w:type="dxa"/>
-            <w:gridSpan w:val="6"/>
-            <w:tcBorders>
-              <w:top w:val="single" w:sz="3" w:space="0" w:color="000000"/>
-              <w:left w:val="single" w:sz="9" w:space="0" w:color="000000"/>
+            </w:pPr>
+            <w:r>
+              <w:rPr>
+                <w:rFonts w:eastAsia="맑은 고딕" w:hint="eastAsia"/>
+                <w:b/>
+                <w:spacing w:val="-10"/>
+                <w:sz w:val="22"/>
+                <w:shd w:val="clear" w:color="000000" w:fill="auto"/>
+              </w:rPr>
+              <w:t>서</w:t>
+            </w:r>
+            <w:r>
+              <w:rPr>
+                <w:rFonts w:eastAsia="맑은 고딕"/>
+                <w:b/>
+                <w:spacing w:val="-10"/>
+                <w:sz w:val="22"/>
+                <w:shd w:val="clear" w:color="000000" w:fill="auto"/>
+              </w:rPr>
+              <w:t>명</w:t>
+            </w:r>
+          </w:p>
+        </w:tc>
+        <w:tc>
+          <w:tcPr>
+            <w:tcW w:w="1587" w:type="dxa"/>
+            <w:gridSpan w:val="2"/>
+            <w:tcBorders>
+              <w:top w:val="single" w:sz="3" w:space="0" w:color="000000"/>
+              <w:left w:val="double" w:sz="4" w:space="0" w:color="000000"/>
               <w:bottom w:val="single" w:sz="3" w:space="0" w:color="000000"/>
               <w:right w:val="single" w:sz="3" w:space="0" w:color="000000"/>
             </w:tcBorders>
@@ -1918,79 +1938,27 @@
               <w:snapToGrid w:val="0"/>
               <w:spacing w:line="240" w:lineRule="auto"/>
               <w:jc w:val="center"/>
-              <w:rPr>
-                <w:rFonts w:ascii="맑은 고딕" w:eastAsia="맑은 고딕"/>
-                <w:spacing w:val="-10"/>
-                <w:sz w:val="22"/>
-                <w:shd w:val="clear" w:color="000000" w:fill="auto"/>
-              </w:rPr>
-            </w:pPr>
-            <w:r>
-              <w:rPr>
-                <w:rFonts w:ascii="맑은 고딕" w:eastAsia="맑은 고딕"/>
-                <w:spacing w:val="-10"/>
-                <w:sz w:val="22"/>
-                <w:shd w:val="clear" w:color="000000" w:fill="auto"/>
-              </w:rPr>
-              <w:t>{{main_hazard_2}}</w:t>
-            </w:r>
-          </w:p>
-        </w:tc>
-        <w:tc>
-          <w:tcPr>
-            <w:tcW w:w="3375" w:type="dxa"/>
-            <w:gridSpan w:val="4"/>
+            </w:pPr>
+            <w:r>
+              <w:rPr>
+                <w:rFonts w:eastAsia="맑은 고딕"/>
+                <w:b/>
+                <w:spacing w:val="-10"/>
+                <w:sz w:val="22"/>
+                <w:shd w:val="clear" w:color="000000" w:fill="auto"/>
+              </w:rPr>
+              <w:t>이름</w:t>
+            </w:r>
+          </w:p>
+        </w:tc>
+        <w:tc>
+          <w:tcPr>
+            <w:tcW w:w="1587" w:type="dxa"/>
             <w:tcBorders>
               <w:top w:val="single" w:sz="3" w:space="0" w:color="000000"/>
               <w:left w:val="single" w:sz="3" w:space="0" w:color="000000"/>
               <w:bottom w:val="single" w:sz="3" w:space="0" w:color="000000"/>
-              <w:right w:val="single" w:sz="3" w:space="0" w:color="000000"/>
-            </w:tcBorders>
-            <w:vAlign w:val="center"/>
-          </w:tcPr>
-          <w:p>
-            <w:pPr>
-              <w:wordWrap/>
-              <w:snapToGrid w:val="0"/>
-              <w:jc w:val="center"/>
-            </w:pPr>
-            <w:r>
-              <w:rPr>
-                <w:rFonts w:ascii="맑은 고딕" w:eastAsia="맑은 고딕"/>
-                <w:spacing w:val="-10"/>
-                <w:sz w:val="22"/>
-              </w:rPr>
-              <w:t xml:space="preserve">예□, </w:t>
-            </w:r>
-            <w:proofErr w:type="spellStart"/>
-            <w:r>
-              <w:rPr>
-                <w:rFonts w:ascii="맑은 고딕" w:eastAsia="맑은 고딕"/>
-                <w:spacing w:val="-10"/>
-                <w:sz w:val="22"/>
-              </w:rPr>
-              <w:t>아니오</w:t>
-            </w:r>
-            <w:proofErr w:type="spellEnd"/>
-            <w:r>
-              <w:rPr>
-                <w:rFonts w:ascii="맑은 고딕"/>
-                <w:spacing w:val="-10"/>
-                <w:sz w:val="22"/>
-              </w:rPr>
-              <w:t>□</w:t>
-            </w:r>
-          </w:p>
-        </w:tc>
-        <w:tc>
-          <w:tcPr>
-            <w:tcW w:w="2293" w:type="dxa"/>
-            <w:gridSpan w:val="2"/>
-            <w:tcBorders>
-              <w:top w:val="single" w:sz="3" w:space="0" w:color="000000"/>
-              <w:left w:val="single" w:sz="3" w:space="0" w:color="000000"/>
-              <w:bottom w:val="single" w:sz="3" w:space="0" w:color="000000"/>
-              <w:right w:val="single" w:sz="9" w:space="0" w:color="000000"/>
+              <w:right w:val="double" w:sz="4" w:space="0" w:color="000000"/>
             </w:tcBorders>
             <w:vAlign w:val="center"/>
           </w:tcPr>
@@ -2007,27 +1975,36 @@
               <w:snapToGrid w:val="0"/>
               <w:spacing w:line="240" w:lineRule="auto"/>
               <w:jc w:val="center"/>
-              <w:rPr>
-                <w:rFonts w:ascii="맑은 고딕" w:eastAsia="맑은 고딕"/>
-                <w:spacing w:val="-10"/>
-                <w:sz w:val="22"/>
-                <w:shd w:val="clear" w:color="000000" w:fill="auto"/>
-              </w:rPr>
-            </w:pPr>
-          </w:p>
-        </w:tc>
-      </w:tr>
-      <w:tr>
-        <w:trPr>
-          <w:trHeight w:val="390"/>
-        </w:trPr>
-        <w:tc>
-          <w:tcPr>
-            <w:tcW w:w="3855" w:type="dxa"/>
-            <w:gridSpan w:val="6"/>
-            <w:tcBorders>
-              <w:top w:val="single" w:sz="3" w:space="0" w:color="000000"/>
-              <w:left w:val="single" w:sz="9" w:space="0" w:color="000000"/>
+            </w:pPr>
+            <w:r>
+              <w:rPr>
+                <w:rFonts w:eastAsia="맑은 고딕" w:hint="eastAsia"/>
+                <w:b/>
+                <w:spacing w:val="-10"/>
+                <w:sz w:val="22"/>
+                <w:shd w:val="clear" w:color="000000" w:fill="auto"/>
+              </w:rPr>
+              <w:t>서</w:t>
+            </w:r>
+            <w:r>
+              <w:rPr>
+                <w:rFonts w:eastAsia="맑은 고딕"/>
+                <w:b/>
+                <w:spacing w:val="-10"/>
+                <w:sz w:val="22"/>
+                <w:shd w:val="clear" w:color="000000" w:fill="auto"/>
+              </w:rPr>
+              <w:t>명</w:t>
+            </w:r>
+          </w:p>
+        </w:tc>
+        <w:tc>
+          <w:tcPr>
+            <w:tcW w:w="1587" w:type="dxa"/>
+            <w:gridSpan w:val="2"/>
+            <w:tcBorders>
+              <w:top w:val="single" w:sz="3" w:space="0" w:color="000000"/>
+              <w:left w:val="double" w:sz="4" w:space="0" w:color="000000"/>
               <w:bottom w:val="single" w:sz="3" w:space="0" w:color="000000"/>
               <w:right w:val="single" w:sz="3" w:space="0" w:color="000000"/>
             </w:tcBorders>
@@ -2046,74 +2023,22 @@
               <w:snapToGrid w:val="0"/>
               <w:spacing w:line="240" w:lineRule="auto"/>
               <w:jc w:val="center"/>
-              <w:rPr>
-                <w:rFonts w:ascii="맑은 고딕" w:eastAsia="맑은 고딕"/>
-                <w:spacing w:val="-10"/>
-                <w:sz w:val="22"/>
-                <w:shd w:val="clear" w:color="000000" w:fill="auto"/>
-              </w:rPr>
-            </w:pPr>
-            <w:r>
-              <w:rPr>
-                <w:rFonts w:ascii="맑은 고딕" w:eastAsia="맑은 고딕"/>
-                <w:spacing w:val="-10"/>
-                <w:sz w:val="22"/>
-                <w:shd w:val="clear" w:color="000000" w:fill="auto"/>
-              </w:rPr>
-              <w:t>{{main_hazard_3}}</w:t>
-            </w:r>
-          </w:p>
-        </w:tc>
-        <w:tc>
-          <w:tcPr>
-            <w:tcW w:w="3375" w:type="dxa"/>
-            <w:gridSpan w:val="4"/>
-            <w:tcBorders>
-              <w:top w:val="single" w:sz="3" w:space="0" w:color="000000"/>
-              <w:left w:val="single" w:sz="3" w:space="0" w:color="000000"/>
-              <w:bottom w:val="single" w:sz="3" w:space="0" w:color="000000"/>
-              <w:right w:val="single" w:sz="3" w:space="0" w:color="000000"/>
-            </w:tcBorders>
-            <w:vAlign w:val="center"/>
-          </w:tcPr>
-          <w:p>
-            <w:pPr>
-              <w:wordWrap/>
-              <w:snapToGrid w:val="0"/>
-              <w:jc w:val="center"/>
-            </w:pPr>
-            <w:r>
-              <w:rPr>
-                <w:rFonts w:ascii="맑은 고딕" w:eastAsia="맑은 고딕"/>
-                <w:spacing w:val="-10"/>
-                <w:sz w:val="22"/>
-              </w:rPr>
-              <w:t xml:space="preserve">예□, </w:t>
-            </w:r>
-            <w:proofErr w:type="spellStart"/>
-            <w:r>
-              <w:rPr>
-                <w:rFonts w:ascii="맑은 고딕" w:eastAsia="맑은 고딕"/>
-                <w:spacing w:val="-10"/>
-                <w:sz w:val="22"/>
-              </w:rPr>
-              <w:t>아니오</w:t>
-            </w:r>
-            <w:proofErr w:type="spellEnd"/>
-            <w:r>
-              <w:rPr>
-                <w:rFonts w:ascii="맑은 고딕"/>
-                <w:spacing w:val="-10"/>
-                <w:sz w:val="22"/>
-              </w:rPr>
-              <w:t>□</w:t>
-            </w:r>
-          </w:p>
-        </w:tc>
-        <w:tc>
-          <w:tcPr>
-            <w:tcW w:w="2293" w:type="dxa"/>
-            <w:gridSpan w:val="2"/>
+            </w:pPr>
+            <w:r>
+              <w:rPr>
+                <w:rFonts w:eastAsia="맑은 고딕"/>
+                <w:b/>
+                <w:spacing w:val="-10"/>
+                <w:sz w:val="22"/>
+                <w:shd w:val="clear" w:color="000000" w:fill="auto"/>
+              </w:rPr>
+              <w:t>이름</w:t>
+            </w:r>
+          </w:p>
+        </w:tc>
+        <w:tc>
+          <w:tcPr>
+            <w:tcW w:w="1589" w:type="dxa"/>
             <w:tcBorders>
               <w:top w:val="single" w:sz="3" w:space="0" w:color="000000"/>
               <w:left w:val="single" w:sz="3" w:space="0" w:color="000000"/>
@@ -2135,226 +2060,26 @@
               <w:snapToGrid w:val="0"/>
               <w:spacing w:line="240" w:lineRule="auto"/>
               <w:jc w:val="center"/>
-              <w:rPr>
-                <w:rFonts w:ascii="맑은 고딕" w:eastAsia="맑은 고딕"/>
-                <w:spacing w:val="-10"/>
-                <w:sz w:val="22"/>
-                <w:shd w:val="clear" w:color="000000" w:fill="auto"/>
-              </w:rPr>
-            </w:pPr>
-          </w:p>
-        </w:tc>
-      </w:tr>
-      <w:tr>
-        <w:trPr>
-          <w:trHeight w:val="390"/>
-        </w:trPr>
-        <w:tc>
-          <w:tcPr>
-            <w:tcW w:w="9523" w:type="dxa"/>
-            <w:gridSpan w:val="12"/>
-            <w:tcBorders>
-              <w:top w:val="single" w:sz="3" w:space="0" w:color="000000"/>
-              <w:left w:val="single" w:sz="9" w:space="0" w:color="000000"/>
-              <w:bottom w:val="single" w:sz="3" w:space="0" w:color="000000"/>
-              <w:right w:val="single" w:sz="9" w:space="0" w:color="000000"/>
-            </w:tcBorders>
-            <w:vAlign w:val="center"/>
-          </w:tcPr>
-          <w:p>
-            <w:pPr>
-              <w:wordWrap/>
-              <w:snapToGrid w:val="0"/>
-            </w:pPr>
-            <w:r>
-              <w:rPr>
-                <w:rFonts w:ascii="맑은 고딕"/>
-                <w:b/>
-                <w:spacing w:val="-10"/>
-                <w:sz w:val="22"/>
-              </w:rPr>
-              <w:t>■</w:t>
-            </w:r>
-            <w:r>
-              <w:rPr>
-                <w:rFonts w:ascii="맑은 고딕" w:eastAsia="맑은 고딕"/>
-                <w:b/>
-                <w:spacing w:val="-10"/>
-                <w:sz w:val="22"/>
-              </w:rPr>
-              <w:t xml:space="preserve"> 작업 전 일일 안전점검 시행 결과</w:t>
-            </w:r>
-          </w:p>
-        </w:tc>
-      </w:tr>
-      <w:tr>
-        <w:trPr>
-          <w:trHeight w:val="893"/>
-        </w:trPr>
-        <w:tc>
-          <w:tcPr>
-            <w:tcW w:w="9523" w:type="dxa"/>
-            <w:gridSpan w:val="12"/>
-            <w:tcBorders>
-              <w:top w:val="single" w:sz="3" w:space="0" w:color="000000"/>
-              <w:left w:val="single" w:sz="9" w:space="0" w:color="000000"/>
-              <w:bottom w:val="single" w:sz="3" w:space="0" w:color="000000"/>
-              <w:right w:val="single" w:sz="9" w:space="0" w:color="000000"/>
-            </w:tcBorders>
-            <w:vAlign w:val="center"/>
-          </w:tcPr>
-          <w:p>
-            <w:pPr>
-              <w:wordWrap/>
-              <w:snapToGrid w:val="0"/>
-              <w:rPr>
-                <w:rFonts w:ascii="맑은 고딕" w:eastAsia="맑은 고딕"/>
-                <w:b/>
-                <w:spacing w:val="-10"/>
-                <w:sz w:val="22"/>
-              </w:rPr>
-            </w:pPr>
-          </w:p>
-        </w:tc>
-      </w:tr>
-      <w:tr>
-        <w:trPr>
-          <w:trHeight w:val="390"/>
-        </w:trPr>
-        <w:tc>
-          <w:tcPr>
-            <w:tcW w:w="9523" w:type="dxa"/>
-            <w:gridSpan w:val="12"/>
-            <w:tcBorders>
-              <w:top w:val="single" w:sz="3" w:space="0" w:color="000000"/>
-              <w:left w:val="single" w:sz="9" w:space="0" w:color="000000"/>
-              <w:bottom w:val="single" w:sz="3" w:space="0" w:color="000000"/>
-              <w:right w:val="single" w:sz="9" w:space="0" w:color="000000"/>
-            </w:tcBorders>
-            <w:vAlign w:val="center"/>
-          </w:tcPr>
-          <w:p>
-            <w:pPr>
-              <w:wordWrap/>
-              <w:snapToGrid w:val="0"/>
-            </w:pPr>
-            <w:r>
-              <w:rPr>
-                <w:rFonts w:ascii="맑은 고딕"/>
-                <w:b/>
-                <w:spacing w:val="-10"/>
-                <w:sz w:val="22"/>
-              </w:rPr>
-              <w:t>■</w:t>
-            </w:r>
-            <w:r>
-              <w:rPr>
-                <w:rFonts w:ascii="맑은 고딕" w:eastAsia="맑은 고딕"/>
-                <w:b/>
-                <w:spacing w:val="-10"/>
-                <w:sz w:val="22"/>
-              </w:rPr>
-              <w:t xml:space="preserve"> 작업 후 종료 미팅(중점대책의 실효성)</w:t>
-            </w:r>
-          </w:p>
-        </w:tc>
-      </w:tr>
-      <w:tr>
-        <w:trPr>
-          <w:trHeight w:val="961"/>
-        </w:trPr>
-        <w:tc>
-          <w:tcPr>
-            <w:tcW w:w="9523" w:type="dxa"/>
-            <w:gridSpan w:val="12"/>
-            <w:tcBorders>
-              <w:top w:val="single" w:sz="3" w:space="0" w:color="000000"/>
-              <w:left w:val="single" w:sz="9" w:space="0" w:color="000000"/>
-              <w:bottom w:val="single" w:sz="3" w:space="0" w:color="000000"/>
-              <w:right w:val="single" w:sz="9" w:space="0" w:color="000000"/>
-            </w:tcBorders>
-            <w:vAlign w:val="center"/>
-          </w:tcPr>
-          <w:p>
-            <w:pPr>
-              <w:pStyle w:val="a3"/>
-              <w:pBdr>
-                <w:top w:val="none" w:sz="2" w:space="1" w:color="000000"/>
-                <w:left w:val="none" w:sz="2" w:space="4" w:color="000000"/>
-                <w:bottom w:val="none" w:sz="2" w:space="1" w:color="000000"/>
-                <w:right w:val="none" w:sz="2" w:space="4" w:color="000000"/>
-              </w:pBdr>
-              <w:wordWrap/>
-              <w:snapToGrid w:val="0"/>
-              <w:spacing w:line="240" w:lineRule="auto"/>
-              <w:jc w:val="left"/>
-              <w:rPr>
-                <w:rFonts w:ascii="맑은 고딕" w:eastAsia="맑은 고딕"/>
-                <w:b/>
-                <w:spacing w:val="-10"/>
-                <w:sz w:val="22"/>
-                <w:shd w:val="clear" w:color="000000" w:fill="auto"/>
-              </w:rPr>
-            </w:pPr>
-          </w:p>
-        </w:tc>
-      </w:tr>
-      <w:tr>
-        <w:trPr>
-          <w:trHeight w:val="390"/>
-        </w:trPr>
-        <w:tc>
-          <w:tcPr>
-            <w:tcW w:w="9523" w:type="dxa"/>
-            <w:gridSpan w:val="12"/>
-            <w:tcBorders>
-              <w:top w:val="single" w:sz="3" w:space="0" w:color="000000"/>
-              <w:left w:val="single" w:sz="9" w:space="0" w:color="000000"/>
-              <w:bottom w:val="single" w:sz="3" w:space="0" w:color="000000"/>
-              <w:right w:val="single" w:sz="9" w:space="0" w:color="000000"/>
-            </w:tcBorders>
-            <w:vAlign w:val="center"/>
-          </w:tcPr>
-          <w:p>
-            <w:pPr>
-              <w:wordWrap/>
-              <w:snapToGrid w:val="0"/>
-            </w:pPr>
-            <w:r>
-              <w:rPr>
-                <w:rFonts w:ascii="맑은 고딕"/>
-                <w:b/>
-                <w:spacing w:val="-10"/>
-                <w:sz w:val="22"/>
-              </w:rPr>
-              <w:t>■</w:t>
-            </w:r>
-            <w:r>
-              <w:rPr>
-                <w:rFonts w:ascii="맑은 고딕" w:eastAsia="맑은 고딕"/>
-                <w:b/>
-                <w:spacing w:val="-10"/>
-                <w:sz w:val="22"/>
-              </w:rPr>
-              <w:t xml:space="preserve"> 참석자 확인 </w:t>
-            </w:r>
-            <w:r>
-              <w:rPr>
-                <w:rFonts w:ascii="맑은 고딕"/>
-                <w:b/>
-                <w:spacing w:val="-10"/>
-                <w:sz w:val="22"/>
-              </w:rPr>
-              <w:t>※</w:t>
-            </w:r>
-            <w:r>
-              <w:rPr>
-                <w:rFonts w:ascii="맑은 고딕" w:eastAsia="맑은 고딕"/>
-                <w:b/>
-                <w:spacing w:val="-10"/>
-                <w:sz w:val="22"/>
-              </w:rPr>
-              <w:t xml:space="preserve"> TBM에 참여하지 않은 작업자를 확인하여 미팅 참석 유도</w:t>
+            </w:pPr>
+            <w:r>
+              <w:rPr>
+                <w:rFonts w:eastAsia="맑은 고딕" w:hint="eastAsia"/>
+                <w:b/>
+                <w:spacing w:val="-10"/>
+                <w:sz w:val="22"/>
+                <w:shd w:val="clear" w:color="000000" w:fill="auto"/>
+              </w:rPr>
+              <w:t>서</w:t>
+            </w:r>
+            <w:r>
+              <w:rPr>
+                <w:rFonts w:eastAsia="맑은 고딕"/>
+                <w:b/>
+                <w:spacing w:val="-10"/>
+                <w:sz w:val="22"/>
+                <w:shd w:val="clear" w:color="000000" w:fill="auto"/>
+              </w:rPr>
+              <w:t>명</w:t>
             </w:r>
           </w:p>
         </w:tc>
@@ -2378,27 +2103,7 @@
           <w:p>
             <w:pPr>
               <w:pStyle w:val="a3"/>
-              <w:pBdr>
-                <w:top w:val="none" w:sz="2" w:space="1" w:color="000000"/>
-                <w:left w:val="none" w:sz="2" w:space="4" w:color="000000"/>
-                <w:bottom w:val="none" w:sz="2" w:space="1" w:color="000000"/>
-                <w:right w:val="none" w:sz="2" w:space="4" w:color="000000"/>
-              </w:pBdr>
-              <w:wordWrap/>
-              <w:snapToGrid w:val="0"/>
-              <w:spacing w:line="240" w:lineRule="auto"/>
-              <w:jc w:val="center"/>
-            </w:pPr>
-            <w:r>
-              <w:rPr>
-                <w:rFonts w:eastAsia="맑은 고딕"/>
-                <w:b/>
-                <w:spacing w:val="-10"/>
-                <w:sz w:val="22"/>
-                <w:shd w:val="clear" w:color="000000" w:fill="auto"/>
-              </w:rPr>
-              <w:t>이름</w:t>
-            </w:r>
+            </w:pPr>
           </w:p>
         </w:tc>
         <w:tc>
@@ -2416,122 +2121,7 @@
           <w:p>
             <w:pPr>
               <w:pStyle w:val="a3"/>
-              <w:pBdr>
-                <w:top w:val="none" w:sz="2" w:space="1" w:color="000000"/>
-                <w:left w:val="none" w:sz="2" w:space="4" w:color="000000"/>
-                <w:bottom w:val="none" w:sz="2" w:space="1" w:color="000000"/>
-                <w:right w:val="none" w:sz="2" w:space="4" w:color="000000"/>
-              </w:pBdr>
-              <w:wordWrap/>
-              <w:snapToGrid w:val="0"/>
-              <w:spacing w:line="240" w:lineRule="auto"/>
-              <w:jc w:val="center"/>
-            </w:pPr>
-            <w:r>
-              <w:rPr>
-                <w:rFonts w:eastAsia="맑은 고딕" w:hint="eastAsia"/>
-                <w:b/>
-                <w:spacing w:val="-10"/>
-                <w:sz w:val="22"/>
-                <w:shd w:val="clear" w:color="000000" w:fill="auto"/>
-              </w:rPr>
-              <w:t>서</w:t>
-            </w:r>
-            <w:r>
-              <w:rPr>
-                <w:rFonts w:eastAsia="맑은 고딕"/>
-                <w:b/>
-                <w:spacing w:val="-10"/>
-                <w:sz w:val="22"/>
-                <w:shd w:val="clear" w:color="000000" w:fill="auto"/>
-              </w:rPr>
-              <w:t>명</w:t>
-            </w:r>
-          </w:p>
-        </w:tc>
-        <w:tc>
-          <w:tcPr>
-            <w:tcW w:w="1587" w:type="dxa"/>
-            <w:gridSpan w:val="3"/>
-            <w:tcBorders>
-              <w:top w:val="single" w:sz="3" w:space="0" w:color="000000"/>
-              <w:left w:val="double" w:sz="4" w:space="0" w:color="000000"/>
-              <w:bottom w:val="single" w:sz="3" w:space="0" w:color="000000"/>
-              <w:right w:val="single" w:sz="3" w:space="0" w:color="000000"/>
-            </w:tcBorders>
-            <w:vAlign w:val="center"/>
-          </w:tcPr>
-          <w:p>
-            <w:pPr>
-              <w:pStyle w:val="a3"/>
-              <w:pBdr>
-                <w:top w:val="none" w:sz="2" w:space="1" w:color="000000"/>
-                <w:left w:val="none" w:sz="2" w:space="4" w:color="000000"/>
-                <w:bottom w:val="none" w:sz="2" w:space="1" w:color="000000"/>
-                <w:right w:val="none" w:sz="2" w:space="4" w:color="000000"/>
-              </w:pBdr>
-              <w:wordWrap/>
-              <w:snapToGrid w:val="0"/>
-              <w:spacing w:line="240" w:lineRule="auto"/>
-              <w:jc w:val="center"/>
-            </w:pPr>
-            <w:r>
-              <w:rPr>
-                <w:rFonts w:eastAsia="맑은 고딕"/>
-                <w:b/>
-                <w:spacing w:val="-10"/>
-                <w:sz w:val="22"/>
-                <w:shd w:val="clear" w:color="000000" w:fill="auto"/>
-              </w:rPr>
-              <w:t>이름</w:t>
-            </w:r>
-          </w:p>
-        </w:tc>
-        <w:tc>
-          <w:tcPr>
-            <w:tcW w:w="1587" w:type="dxa"/>
-            <w:tcBorders>
-              <w:top w:val="single" w:sz="3" w:space="0" w:color="000000"/>
-              <w:left w:val="single" w:sz="3" w:space="0" w:color="000000"/>
-              <w:bottom w:val="single" w:sz="3" w:space="0" w:color="000000"/>
-              <w:right w:val="double" w:sz="4" w:space="0" w:color="000000"/>
-            </w:tcBorders>
-            <w:vAlign w:val="center"/>
-          </w:tcPr>
-          <w:p>
-            <w:pPr>
-              <w:pStyle w:val="a3"/>
-              <w:pBdr>
-                <w:top w:val="none" w:sz="2" w:space="1" w:color="000000"/>
-                <w:left w:val="none" w:sz="2" w:space="4" w:color="000000"/>
-                <w:bottom w:val="none" w:sz="2" w:space="1" w:color="000000"/>
-                <w:right w:val="none" w:sz="2" w:space="4" w:color="000000"/>
-              </w:pBdr>
-              <w:wordWrap/>
-              <w:snapToGrid w:val="0"/>
-              <w:spacing w:line="240" w:lineRule="auto"/>
-              <w:jc w:val="center"/>
-            </w:pPr>
-            <w:r>
-              <w:rPr>
-                <w:rFonts w:eastAsia="맑은 고딕" w:hint="eastAsia"/>
-                <w:b/>
-                <w:spacing w:val="-10"/>
-                <w:sz w:val="22"/>
-                <w:shd w:val="clear" w:color="000000" w:fill="auto"/>
-              </w:rPr>
-              <w:t>서</w:t>
-            </w:r>
-            <w:r>
-              <w:rPr>
-                <w:rFonts w:eastAsia="맑은 고딕"/>
-                <w:b/>
-                <w:spacing w:val="-10"/>
-                <w:sz w:val="22"/>
-                <w:shd w:val="clear" w:color="000000" w:fill="auto"/>
-              </w:rPr>
-              <w:t>명</w:t>
-            </w:r>
+            </w:pPr>
           </w:p>
         </w:tc>
         <w:tc>
@@ -2549,27 +2139,42 @@
           <w:p>
             <w:pPr>
               <w:pStyle w:val="a3"/>
-              <w:pBdr>
-                <w:top w:val="none" w:sz="2" w:space="1" w:color="000000"/>
-                <w:left w:val="none" w:sz="2" w:space="4" w:color="000000"/>
-                <w:bottom w:val="none" w:sz="2" w:space="1" w:color="000000"/>
-                <w:right w:val="none" w:sz="2" w:space="4" w:color="000000"/>
-              </w:pBdr>
-              <w:wordWrap/>
-              <w:snapToGrid w:val="0"/>
-              <w:spacing w:line="240" w:lineRule="auto"/>
-              <w:jc w:val="center"/>
-            </w:pPr>
-            <w:r>
-              <w:rPr>
-                <w:rFonts w:eastAsia="맑은 고딕"/>
-                <w:b/>
-                <w:spacing w:val="-10"/>
-                <w:sz w:val="22"/>
-                <w:shd w:val="clear" w:color="000000" w:fill="auto"/>
-              </w:rPr>
-              <w:t>이름</w:t>
-            </w:r>
+            </w:pPr>
+          </w:p>
+        </w:tc>
+        <w:tc>
+          <w:tcPr>
+            <w:tcW w:w="1587" w:type="dxa"/>
+            <w:tcBorders>
+              <w:top w:val="single" w:sz="3" w:space="0" w:color="000000"/>
+              <w:left w:val="single" w:sz="3" w:space="0" w:color="000000"/>
+              <w:bottom w:val="single" w:sz="3" w:space="0" w:color="000000"/>
+              <w:right w:val="double" w:sz="4" w:space="0" w:color="000000"/>
+            </w:tcBorders>
+            <w:vAlign w:val="center"/>
+          </w:tcPr>
+          <w:p>
+            <w:pPr>
+              <w:pStyle w:val="a3"/>
+            </w:pPr>
+          </w:p>
+        </w:tc>
+        <w:tc>
+          <w:tcPr>
+            <w:tcW w:w="1587" w:type="dxa"/>
+            <w:gridSpan w:val="2"/>
+            <w:tcBorders>
+              <w:top w:val="single" w:sz="3" w:space="0" w:color="000000"/>
+              <w:left w:val="double" w:sz="4" w:space="0" w:color="000000"/>
+              <w:bottom w:val="single" w:sz="3" w:space="0" w:color="000000"/>
+              <w:right w:val="single" w:sz="3" w:space="0" w:color="000000"/>
+            </w:tcBorders>
+            <w:vAlign w:val="center"/>
+          </w:tcPr>
+          <w:p>
+            <w:pPr>
+              <w:pStyle w:val="a3"/>
+            </w:pPr>
           </w:p>
         </w:tc>
         <w:tc>
@@ -2586,37 +2191,7 @@
           <w:p>
             <w:pPr>
               <w:pStyle w:val="a3"/>
-              <w:pBdr>
-                <w:top w:val="none" w:sz="2" w:space="1" w:color="000000"/>
-                <w:left w:val="none" w:sz="2" w:space="4" w:color="000000"/>
-                <w:bottom w:val="none" w:sz="2" w:space="1" w:color="000000"/>
-                <w:right w:val="none" w:sz="2" w:space="4" w:color="000000"/>
-              </w:pBdr>
-              <w:wordWrap/>
-              <w:snapToGrid w:val="0"/>
-              <w:spacing w:line="240" w:lineRule="auto"/>
-              <w:jc w:val="center"/>
-            </w:pPr>
-            <w:r>
-              <w:rPr>
-                <w:rFonts w:eastAsia="맑은 고딕" w:hint="eastAsia"/>
-                <w:b/>
-                <w:spacing w:val="-10"/>
-                <w:sz w:val="22"/>
-                <w:shd w:val="clear" w:color="000000" w:fill="auto"/>
-              </w:rPr>
-              <w:t>서</w:t>
-            </w:r>
-            <w:r>
-              <w:rPr>
-                <w:rFonts w:eastAsia="맑은 고딕"/>
-                <w:b/>
-                <w:spacing w:val="-10"/>
-                <w:sz w:val="22"/>
-                <w:shd w:val="clear" w:color="000000" w:fill="auto"/>
-              </w:rPr>
-              <w:t>명</w:t>
-            </w:r>
+            </w:pPr>
           </w:p>
         </w:tc>
       </w:tr>
@@ -2663,7 +2238,7 @@
         <w:tc>
           <w:tcPr>
             <w:tcW w:w="1587" w:type="dxa"/>
-            <w:gridSpan w:val="3"/>
+            <w:gridSpan w:val="2"/>
             <w:tcBorders>
               <w:top w:val="single" w:sz="3" w:space="0" w:color="000000"/>
               <w:left w:val="double" w:sz="4" w:space="0" w:color="000000"/>
@@ -2774,118 +2349,7 @@
         <w:tc>
           <w:tcPr>
             <w:tcW w:w="1587" w:type="dxa"/>
-            <w:gridSpan w:val="3"/>
-            <w:tcBorders>
-              <w:top w:val="single" w:sz="3" w:space="0" w:color="000000"/>
-              <w:left w:val="double" w:sz="4" w:space="0" w:color="000000"/>
-              <w:bottom w:val="single" w:sz="3" w:space="0" w:color="000000"/>
-              <w:right w:val="single" w:sz="3" w:space="0" w:color="000000"/>
-            </w:tcBorders>
-            <w:vAlign w:val="center"/>
-          </w:tcPr>
-          <w:p>
-            <w:pPr>
-              <w:pStyle w:val="a3"/>
-            </w:pPr>
-          </w:p>
-        </w:tc>
-        <w:tc>
-          <w:tcPr>
-            <w:tcW w:w="1587" w:type="dxa"/>
-            <w:tcBorders>
-              <w:top w:val="single" w:sz="3" w:space="0" w:color="000000"/>
-              <w:left w:val="single" w:sz="3" w:space="0" w:color="000000"/>
-              <w:bottom w:val="single" w:sz="3" w:space="0" w:color="000000"/>
-              <w:right w:val="double" w:sz="4" w:space="0" w:color="000000"/>
-            </w:tcBorders>
-            <w:vAlign w:val="center"/>
-          </w:tcPr>
-          <w:p>
-            <w:pPr>
-              <w:pStyle w:val="a3"/>
-            </w:pPr>
-          </w:p>
-        </w:tc>
-        <w:tc>
-          <w:tcPr>
-            <w:tcW w:w="1587" w:type="dxa"/>
             <w:gridSpan w:val="2"/>
-            <w:tcBorders>
-              <w:top w:val="single" w:sz="3" w:space="0" w:color="000000"/>
-              <w:left w:val="double" w:sz="4" w:space="0" w:color="000000"/>
-              <w:bottom w:val="single" w:sz="3" w:space="0" w:color="000000"/>
-              <w:right w:val="single" w:sz="3" w:space="0" w:color="000000"/>
-            </w:tcBorders>
-            <w:vAlign w:val="center"/>
-          </w:tcPr>
-          <w:p>
-            <w:pPr>
-              <w:pStyle w:val="a3"/>
-            </w:pPr>
-          </w:p>
-        </w:tc>
-        <w:tc>
-          <w:tcPr>
-            <w:tcW w:w="1589" w:type="dxa"/>
-            <w:tcBorders>
-              <w:top w:val="single" w:sz="3" w:space="0" w:color="000000"/>
-              <w:left w:val="single" w:sz="3" w:space="0" w:color="000000"/>
-              <w:bottom w:val="single" w:sz="3" w:space="0" w:color="000000"/>
-              <w:right w:val="single" w:sz="9" w:space="0" w:color="000000"/>
-            </w:tcBorders>
-            <w:vAlign w:val="center"/>
-          </w:tcPr>
-          <w:p>
-            <w:pPr>
-              <w:pStyle w:val="a3"/>
-            </w:pPr>
-          </w:p>
-        </w:tc>
-      </w:tr>
-      <w:tr>
-        <w:trPr>
-          <w:trHeight w:val="370"/>
-        </w:trPr>
-        <w:tc>
-          <w:tcPr>
-            <w:tcW w:w="1586" w:type="dxa"/>
-            <w:gridSpan w:val="2"/>
-            <w:tcBorders>
-              <w:top w:val="single" w:sz="3" w:space="0" w:color="000000"/>
-              <w:left w:val="single" w:sz="9" w:space="0" w:color="000000"/>
-              <w:bottom w:val="single" w:sz="3" w:space="0" w:color="000000"/>
-              <w:right w:val="single" w:sz="3" w:space="0" w:color="000000"/>
-            </w:tcBorders>
-            <w:vAlign w:val="center"/>
-          </w:tcPr>
-          <w:p>
-            <w:pPr>
-              <w:pStyle w:val="a3"/>
-            </w:pPr>
-          </w:p>
-        </w:tc>
-        <w:tc>
-          <w:tcPr>
-            <w:tcW w:w="1587" w:type="dxa"/>
-            <w:gridSpan w:val="3"/>
-            <w:tcBorders>
-              <w:top w:val="single" w:sz="3" w:space="0" w:color="000000"/>
-              <w:left w:val="single" w:sz="3" w:space="0" w:color="000000"/>
-              <w:bottom w:val="single" w:sz="3" w:space="0" w:color="000000"/>
-              <w:right w:val="double" w:sz="4" w:space="0" w:color="000000"/>
-            </w:tcBorders>
-            <w:vAlign w:val="center"/>
-          </w:tcPr>
-          <w:p>
-            <w:pPr>
-              <w:pStyle w:val="a3"/>
-            </w:pPr>
-          </w:p>
-        </w:tc>
-        <w:tc>
-          <w:tcPr>
-            <w:tcW w:w="1587" w:type="dxa"/>
-            <w:gridSpan w:val="3"/>
             <w:tcBorders>
               <w:top w:val="single" w:sz="3" w:space="0" w:color="000000"/>
               <w:left w:val="double" w:sz="4" w:space="0" w:color="000000"/>
@@ -2996,7 +2460,7 @@
         <w:tc>
           <w:tcPr>
             <w:tcW w:w="1587" w:type="dxa"/>
-            <w:gridSpan w:val="3"/>
+            <w:gridSpan w:val="2"/>
             <w:tcBorders>
               <w:top w:val="single" w:sz="3" w:space="0" w:color="000000"/>
               <w:left w:val="double" w:sz="4" w:space="0" w:color="000000"/>
